--- a/downloads/student/ai-1-week-19.docx
+++ b/downloads/student/ai-1-week-19.docx
@@ -1930,6 +1930,16 @@
       </w:r>
     </w:p>
     <w:p>
+      <w:r>
+        <w:t>Read the labelled picture: Point to the matches supporting C’s new score and explain why there is no tie.</w:t>
+      </w:r>
+    </w:p>
+    <w:p>
+      <w:r>
+        <w:t>Change one thing: Keep original weights but change the target texture to rough. Predict the result before checking the explanation. What remains the same?</w:t>
+      </w:r>
+    </w:p>
+    <w:p>
       <w:pPr>
         <w:pStyle w:val="Heading1"/>
       </w:pPr>
@@ -3661,6 +3671,187 @@
     <w:p>
       <w:r>
         <w:t>Attempt the independent case before hints. Record whether you worked alone, used a hint or followed a model. After feedback, fix the first unsupported step and explain why it changed. A later check uses a changed case, not a copied answer.</w:t>
+      </w:r>
+    </w:p>
+    <w:p>
+      <w:pPr>
+        <w:pStyle w:val="Heading1"/>
+      </w:pPr>
+      <w:r>
+        <w:t>15. Your lesson route</w:t>
+      </w:r>
+    </w:p>
+    <w:p>
+      <w:r>
+        <w:t>Start with this question: A fictional craft-card matcher compares each candidate with a target.</w:t>
+      </w:r>
+    </w:p>
+    <w:tbl>
+      <w:tblPr>
+        <w:tblStyle w:val="LightShading-Accent1"/>
+        <w:tblW w:type="auto" w:w="0"/>
+        <w:tblLook w:firstColumn="1" w:firstRow="1" w:lastColumn="0" w:lastRow="0" w:noHBand="0" w:noVBand="1" w:val="04A0"/>
+      </w:tblPr>
+      <w:tblGrid>
+        <w:gridCol w:w="5112"/>
+        <w:gridCol w:w="5112"/>
+      </w:tblGrid>
+      <w:tr>
+        <w:trPr>
+          <w:tblHeader/>
+        </w:trPr>
+        <w:tc>
+          <w:tcPr>
+            <w:tcW w:type="dxa" w:w="5112"/>
+          </w:tcPr>
+          <w:p>
+            <w:r>
+              <w:t>By the end, I can</w:t>
+            </w:r>
+          </w:p>
+        </w:tc>
+        <w:tc>
+          <w:tcPr>
+            <w:tcW w:type="dxa" w:w="5112"/>
+          </w:tcPr>
+          <w:p>
+            <w:r>
+              <w:t>How I will show it</w:t>
+            </w:r>
+          </w:p>
+        </w:tc>
+      </w:tr>
+      <w:tr>
+        <w:tc>
+          <w:tcPr>
+            <w:tcW w:type="dxa" w:w="5112"/>
+          </w:tcPr>
+          <w:p>
+            <w:r>
+              <w:t>Calculate similarity using explicitly selected features and a stated scoring rule</w:t>
+            </w:r>
+          </w:p>
+        </w:tc>
+        <w:tc>
+          <w:tcPr>
+            <w:tcW w:type="dxa" w:w="5112"/>
+          </w:tcPr>
+          <w:p>
+            <w:r>
+              <w:t>Explain the deciding step, show a trace or test, and state one limit.</w:t>
+            </w:r>
+          </w:p>
+        </w:tc>
+      </w:tr>
+      <w:tr>
+        <w:tc>
+          <w:tcPr>
+            <w:tcW w:type="dxa" w:w="5112"/>
+          </w:tcPr>
+          <w:p>
+            <w:r>
+              <w:t>Explain how a change in feature weights can change the highest scoring item</w:t>
+            </w:r>
+          </w:p>
+        </w:tc>
+        <w:tc>
+          <w:tcPr>
+            <w:tcW w:type="dxa" w:w="5112"/>
+          </w:tcPr>
+          <w:p>
+            <w:r>
+              <w:t>Explain the deciding step, show a trace or test, and state one limit.</w:t>
+            </w:r>
+          </w:p>
+        </w:tc>
+      </w:tr>
+      <w:tr>
+        <w:tc>
+          <w:tcPr>
+            <w:tcW w:type="dxa" w:w="5112"/>
+          </w:tcPr>
+          <w:p>
+            <w:r>
+              <w:t>Handle ties and missing features without claiming that a similarity score proves suitability</w:t>
+            </w:r>
+          </w:p>
+        </w:tc>
+        <w:tc>
+          <w:tcPr>
+            <w:tcW w:type="dxa" w:w="5112"/>
+          </w:tcPr>
+          <w:p>
+            <w:r>
+              <w:t>Explain the deciding step, show a trace or test, and state one limit.</w:t>
+            </w:r>
+          </w:p>
+        </w:tc>
+      </w:tr>
+    </w:tbl>
+    <w:p>
+      <w:r>
+        <w:t>Remember → watch and explain → try with help → investigate → try independently → keep project evidence. Your teacher may spread this lesson across several classes.</w:t>
+      </w:r>
+    </w:p>
+    <w:p>
+      <w:r>
+        <w:t>Keep your first prediction. Compare it with what the evidence shows and explain any change.</w:t>
+      </w:r>
+    </w:p>
+    <w:p>
+      <w:pPr>
+        <w:pStyle w:val="Heading1"/>
+      </w:pPr>
+      <w:r>
+        <w:t>16. Finish and return</w:t>
+      </w:r>
+    </w:p>
+    <w:p>
+      <w:r>
+        <w:t>Close your notes. Explain this goal in your own words: Calculate similarity using explicitly selected features and a stated scoring rule</w:t>
+      </w:r>
+    </w:p>
+    <w:p>
+      <w:pPr>
+        <w:pStyle w:val="Heading3"/>
+      </w:pPr>
+      <w:r>
+        <w:t>My deciding step, evidence and one remaining question</w:t>
+      </w:r>
+    </w:p>
+    <w:p>
+      <w:r>
+        <w:t>________________________________________________________________</w:t>
+      </w:r>
+    </w:p>
+    <w:p>
+      <w:r>
+        <w:t>________________________________________________________________</w:t>
+      </w:r>
+    </w:p>
+    <w:p>
+      <w:r>
+        <w:t>________________________________________________________________</w:t>
+      </w:r>
+    </w:p>
+    <w:p>
+      <w:r>
+        <w:t>________________________________________________________________</w:t>
+      </w:r>
+    </w:p>
+    <w:p>
+      <w:r>
+        <w:t>________________________________________________________________</w:t>
+      </w:r>
+    </w:p>
+    <w:p>
+      <w:r>
+        <w:t>If you are unsure, return to the worked picture and explain one arrow. If you are ready, change an input or assumption and justify your prediction.</w:t>
+      </w:r>
+    </w:p>
+    <w:p>
+      <w:r>
+        <w:t>Save your workbook evidence. At the next review, try a different case before opening your old answer.</w:t>
       </w:r>
     </w:p>
     <w:sectPr>

--- a/downloads/student/ai-1-week-19.docx
+++ b/downloads/student/ai-1-week-19.docx
@@ -3852,6 +3852,207 @@
     <w:p>
       <w:r>
         <w:t>Save your workbook evidence. At the next review, try a different case before opening your old answer.</w:t>
+      </w:r>
+    </w:p>
+    <w:p>
+      <w:pPr>
+        <w:pStyle w:val="Heading1"/>
+      </w:pPr>
+      <w:r>
+        <w:t>17. Supported practice, repair and portfolio</w:t>
+      </w:r>
+    </w:p>
+    <w:p>
+      <w:r>
+        <w:t>Use this supported practice once, in the browser or on paper. Keep the reserved independent assessment for a separate first attempt before teacher feedback.</w:t>
+      </w:r>
+    </w:p>
+    <w:p>
+      <w:r>
+        <w:t>A fictional craft-card matcher compares each candidate with a target.</w:t>
+      </w:r>
+    </w:p>
+    <w:p>
+      <w:pPr>
+        <w:pStyle w:val="Heading3"/>
+      </w:pPr>
+      <w:r>
+        <w:t>Practice 1: explain the deciding evidence</w:t>
+      </w:r>
+    </w:p>
+    <w:p>
+      <w:r>
+        <w:t>Which labelled step matches this detail? New scores A=4, B=4, C=2; A and B remain tied.</w:t>
+      </w:r>
+    </w:p>
+    <w:p>
+      <w:r>
+        <w:t>1. Target features</w:t>
+      </w:r>
+    </w:p>
+    <w:p>
+      <w:r>
+        <w:t>2. Initial result</w:t>
+      </w:r>
+    </w:p>
+    <w:p>
+      <w:r>
+        <w:t>3. Texture weight 3</w:t>
+      </w:r>
+    </w:p>
+    <w:p>
+      <w:r>
+        <w:t>4. Equal weights</w:t>
+      </w:r>
+    </w:p>
+    <w:p>
+      <w:pPr>
+        <w:pStyle w:val="Heading3"/>
+      </w:pPr>
+      <w:r>
+        <w:t>My selected conclusion, deciding fact and explanation</w:t>
+      </w:r>
+    </w:p>
+    <w:p>
+      <w:r>
+        <w:t>________________________________________________________________</w:t>
+      </w:r>
+    </w:p>
+    <w:p>
+      <w:r>
+        <w:t>________________________________________________________________</w:t>
+      </w:r>
+    </w:p>
+    <w:p>
+      <w:r>
+        <w:t>________________________________________________________________</w:t>
+      </w:r>
+    </w:p>
+    <w:p>
+      <w:r>
+        <w:t>________________________________________________________________</w:t>
+      </w:r>
+    </w:p>
+    <w:p>
+      <w:r>
+        <w:t>________________________________________________________________</w:t>
+      </w:r>
+    </w:p>
+    <w:p>
+      <w:r>
+        <w:t>Hint if needed: Read the steps in the pictorial case. Match the supplied detail to the stage that performs or records it.</w:t>
+      </w:r>
+    </w:p>
+    <w:p>
+      <w:r>
+        <w:t>After your attempt, compare with the supported explanation: Texture weight 3 New scores A=4, B=4, C=2; A and B remain tied. Similarity is defined by the chosen representation and weights. The cards did not change when texture gained weight; the comparison rule did. Two high scores need not mean two identical cards. A complete rule also says what to do with tied scores, rather than choosing whichever appears first by accident.</w:t>
+      </w:r>
+    </w:p>
+    <w:p>
+      <w:pPr>
+        <w:pStyle w:val="Heading3"/>
+      </w:pPr>
+      <w:r>
+        <w:t>Practice 2: explain the deciding evidence</w:t>
+      </w:r>
+    </w:p>
+    <w:p>
+      <w:r>
+        <w:t>Changed-case practice: Keep original weights but change the target texture to rough. Which conclusion is supported by the supplied facts?</w:t>
+      </w:r>
+    </w:p>
+    <w:p>
+      <w:r>
+        <w:t>1. We can decide the result without examining the changed input or the procedure.</w:t>
+      </w:r>
+    </w:p>
+    <w:p>
+      <w:r>
+        <w:t>2. This one example guarantees correct results for every future input.</w:t>
+      </w:r>
+    </w:p>
+    <w:p>
+      <w:r>
+        <w:t>3. C scores 3; A and B each score 1.</w:t>
+      </w:r>
+    </w:p>
+    <w:p>
+      <w:pPr>
+        <w:pStyle w:val="Heading3"/>
+      </w:pPr>
+      <w:r>
+        <w:t>My selected conclusion, deciding fact and explanation</w:t>
+      </w:r>
+    </w:p>
+    <w:p>
+      <w:r>
+        <w:t>________________________________________________________________</w:t>
+      </w:r>
+    </w:p>
+    <w:p>
+      <w:r>
+        <w:t>________________________________________________________________</w:t>
+      </w:r>
+    </w:p>
+    <w:p>
+      <w:r>
+        <w:t>________________________________________________________________</w:t>
+      </w:r>
+    </w:p>
+    <w:p>
+      <w:r>
+        <w:t>________________________________________________________________</w:t>
+      </w:r>
+    </w:p>
+    <w:p>
+      <w:r>
+        <w:t>________________________________________________________________</w:t>
+      </w:r>
+    </w:p>
+    <w:p>
+      <w:r>
+        <w:t>Hint if needed: Use the changed condition and the deciding step in the pictorial trace. The answer must say what follows from those facts.</w:t>
+      </w:r>
+    </w:p>
+    <w:p>
+      <w:r>
+        <w:t>After your attempt, compare with the supported explanation: C scores 3; A and B each score 1. C now matches all three target features; the others lose their smooth-texture match.</w:t>
+      </w:r>
+    </w:p>
+    <w:p>
+      <w:pPr>
+        <w:pStyle w:val="Heading3"/>
+      </w:pPr>
+      <w:r>
+        <w:t>Repair a missing building block</w:t>
+      </w:r>
+    </w:p>
+    <w:p>
+      <w:r>
+        <w:t>Review Confidence Is Not Correctness (ai-1/18). Goal: Distinguish a confidence claim from evidence that a prediction was correct. Short practice: Was the unknown label guaranteed correct because its confidence was 80%?. Return to this week and explain what you changed.</w:t>
+      </w:r>
+    </w:p>
+    <w:p>
+      <w:r>
+        <w:t>Review Boundaries and 'Not Sure' (ai-1/16). Goal: Identify a specific source of uncertainty and explain how it affects a prediction. Short practice: Which original block needs a better width before accepting or rejecting it? What should the reviewer do?. Return to this week and explain what you changed.</w:t>
+      </w:r>
+    </w:p>
+    <w:p>
+      <w:r>
+        <w:t>Review Learning from Examples (ai-1/13). Goal: Fit a threshold by tracing predictions and counting disagreements for every candidate. Short practice: Which new measured length would reveal disagreement between the candidates?. Return to this week and explain what you changed.</w:t>
+      </w:r>
+    </w:p>
+    <w:p>
+      <w:pPr>
+        <w:pStyle w:val="Heading3"/>
+      </w:pPr>
+      <w:r>
+        <w:t>Keep your completed work</w:t>
+      </w:r>
+    </w:p>
+    <w:p>
+      <w:r>
+        <w:t>Use Download completed work in the hosted lesson to export your answers, reflections, practice feedback and code-run evidence. Open the HTML copy to read or print it. Drafts stay in this browser when storage is available; clear drafts on a shared device.</w:t>
       </w:r>
     </w:p>
     <w:sectPr>

--- a/downloads/student/ai-1-week-19.docx
+++ b/downloads/student/ai-1-week-19.docx
@@ -42,6 +42,11 @@
       </w:r>
     </w:p>
     <w:p>
+      <w:r>
+        <w:t>Start with the target: Calculate similarity using explicitly selected features and a stated scoring rule. Try the recall before opening notes.</w:t>
+      </w:r>
+    </w:p>
+    <w:p>
       <w:pPr>
         <w:pStyle w:val="Heading3"/>
       </w:pPr>
@@ -50,18 +55,72 @@
       </w:r>
     </w:p>
     <w:p>
-      <w:r>
-        <w:t>I can calculate similarity using explicitly selected features and a stated scoring rule.</w:t>
-      </w:r>
-    </w:p>
-    <w:p>
-      <w:r>
-        <w:t>I can explain how a change in feature weights can change the highest scoring item.</w:t>
-      </w:r>
-    </w:p>
-    <w:p>
-      <w:r>
-        <w:t>I can handle ties and missing features without claiming that a similarity score proves suitability.</w:t>
+      <w:pPr>
+        <w:spacing w:line="336" w:lineRule="auto" w:after="180"/>
+      </w:pPr>
+      <w:r>
+        <w:rPr>
+          <w:b w:val="0"/>
+        </w:rPr>
+        <w:t xml:space="preserve">I can calculate </w:t>
+      </w:r>
+      <w:r>
+        <w:rPr>
+          <w:b/>
+        </w:rPr>
+        <w:t>similarity</w:t>
+      </w:r>
+      <w:r>
+        <w:rPr>
+          <w:b w:val="0"/>
+        </w:rPr>
+        <w:t xml:space="preserve"> using explicitly selected features and a stated scoring rule.</w:t>
+      </w:r>
+    </w:p>
+    <w:p>
+      <w:pPr>
+        <w:spacing w:line="336" w:lineRule="auto" w:after="180"/>
+      </w:pPr>
+      <w:r>
+        <w:rPr>
+          <w:b w:val="0"/>
+        </w:rPr>
+        <w:t xml:space="preserve">I can explain how a change in feature </w:t>
+      </w:r>
+      <w:r>
+        <w:rPr>
+          <w:b/>
+        </w:rPr>
+        <w:t>weight</w:t>
+      </w:r>
+      <w:r>
+        <w:rPr>
+          <w:b w:val="0"/>
+        </w:rPr>
+        <w:t>s can change the highest scoring item.</w:t>
+      </w:r>
+    </w:p>
+    <w:p>
+      <w:pPr>
+        <w:spacing w:line="336" w:lineRule="auto" w:after="180"/>
+      </w:pPr>
+      <w:r>
+        <w:rPr>
+          <w:b w:val="0"/>
+        </w:rPr>
+        <w:t xml:space="preserve">I can handle ties and missing features without claiming that a </w:t>
+      </w:r>
+      <w:r>
+        <w:rPr>
+          <w:b/>
+        </w:rPr>
+        <w:t>similarity</w:t>
+      </w:r>
+      <w:r>
+        <w:rPr>
+          <w:b w:val="0"/>
+        </w:rPr>
+        <w:t xml:space="preserve"> score proves suitability.</w:t>
       </w:r>
     </w:p>
     <w:p>
@@ -73,32 +132,80 @@
       </w:r>
     </w:p>
     <w:p>
-      <w:r>
+      <w:pPr>
+        <w:spacing w:line="336" w:lineRule="auto" w:after="180"/>
+      </w:pPr>
+      <w:r>
+        <w:rPr>
+          <w:b w:val="0"/>
+        </w:rPr>
         <w:t>Close your notes first. A rough first answer helps us choose the right starting point; it is not a score for your ability.</w:t>
       </w:r>
     </w:p>
     <w:p>
-      <w:r>
+      <w:pPr>
+        <w:spacing w:line="336" w:lineRule="auto" w:after="180"/>
+      </w:pPr>
+      <w:r>
+        <w:rPr>
+          <w:b w:val="0"/>
+        </w:rPr>
         <w:t>Without opening the old lesson, explain one key idea from Confidence Is Not Correctness. Give an example and a mistake that the idea helps you avoid.</w:t>
       </w:r>
     </w:p>
     <w:p>
-      <w:r>
+      <w:pPr>
+        <w:spacing w:line="336" w:lineRule="auto" w:after="180"/>
+      </w:pPr>
+      <w:r>
+        <w:rPr>
+          <w:b w:val="0"/>
+        </w:rPr>
         <w:t>Without opening the old lesson, explain one key idea from Boundaries and 'Not Sure'. Give an example and a mistake that the idea helps you avoid.</w:t>
       </w:r>
     </w:p>
     <w:p>
-      <w:r>
+      <w:pPr>
+        <w:spacing w:line="336" w:lineRule="auto" w:after="180"/>
+      </w:pPr>
+      <w:r>
+        <w:rPr>
+          <w:b w:val="0"/>
+        </w:rPr>
         <w:t>Without opening the old lesson, explain one key idea from Learning from Examples. Give an example and a mistake that the idea helps you avoid.</w:t>
       </w:r>
     </w:p>
     <w:p>
-      <w:r>
-        <w:t>After trying, check the relevant lesson or ask your teacher. Change the part of your explanation that the evidence shows was wrong.</w:t>
-      </w:r>
-    </w:p>
-    <w:p>
-      <w:r>
+      <w:pPr>
+        <w:spacing w:line="336" w:lineRule="auto" w:after="180"/>
+      </w:pPr>
+      <w:r>
+        <w:rPr>
+          <w:b w:val="0"/>
+        </w:rPr>
+        <w:t xml:space="preserve">After trying, check the relevant lesson or ask your teacher. Change the part of your explanation that the </w:t>
+      </w:r>
+      <w:r>
+        <w:rPr>
+          <w:b/>
+        </w:rPr>
+        <w:t>evidence</w:t>
+      </w:r>
+      <w:r>
+        <w:rPr>
+          <w:b w:val="0"/>
+        </w:rPr>
+        <w:t xml:space="preserve"> shows was wrong.</w:t>
+      </w:r>
+    </w:p>
+    <w:p>
+      <w:pPr>
+        <w:spacing w:line="336" w:lineRule="auto" w:after="180"/>
+      </w:pPr>
+      <w:r>
+        <w:rPr>
+          <w:b w:val="0"/>
+        </w:rPr>
         <w:t>Recommendations often begin by comparing selected traits, not whole objects.</w:t>
       </w:r>
     </w:p>
@@ -139,12 +246,33 @@
       </w:r>
     </w:p>
     <w:p>
-      <w:r>
+      <w:pPr>
+        <w:pStyle w:val="Heading3"/>
+      </w:pPr>
+      <w:r>
+        <w:t>Your target</w:t>
+      </w:r>
+    </w:p>
+    <w:p>
+      <w:pPr>
+        <w:spacing w:line="336" w:lineRule="auto" w:after="180"/>
+        <w:shd w:fill="EDF7F3"/>
+      </w:pPr>
+      <w:r>
+        <w:rPr>
+          <w:b w:val="0"/>
+        </w:rPr>
         <w:t>LEARNING TARGET  A reader wants mystery and short books. A has both traits, B only mystery, C only short. Score one point per matching trait. The reader now says short is essential. Explain how the decision should change.</w:t>
       </w:r>
     </w:p>
     <w:p>
-      <w:r>
+      <w:pPr>
+        <w:spacing w:line="336" w:lineRule="auto" w:after="180"/>
+      </w:pPr>
+      <w:r>
+        <w:rPr>
+          <w:b w:val="0"/>
+        </w:rPr>
         <w:t>Learner name:</w:t>
       </w:r>
     </w:p>
@@ -157,7 +285,14 @@
       </w:r>
     </w:p>
     <w:p>
-      <w:r>
+      <w:pPr>
+        <w:spacing w:line="336" w:lineRule="auto" w:after="180"/>
+        <w:shd w:fill="F5F1FB"/>
+      </w:pPr>
+      <w:r>
+        <w:rPr>
+          <w:b w:val="0"/>
+        </w:rPr>
         <w:t>A system gives an item two matching-feature points. Does that mean a two-thirds chance that the item is suitable? What must you read first?</w:t>
       </w:r>
     </w:p>
@@ -170,8 +305,26 @@
       </w:r>
     </w:p>
     <w:p>
-      <w:r>
-        <w:t>By the end, I can calculate similarity under a declared feature rule and explain a changed ranking.</w:t>
+      <w:pPr>
+        <w:spacing w:line="336" w:lineRule="auto" w:after="180"/>
+      </w:pPr>
+      <w:r>
+        <w:rPr>
+          <w:b w:val="0"/>
+        </w:rPr>
+        <w:t xml:space="preserve">By the end, I can calculate </w:t>
+      </w:r>
+      <w:r>
+        <w:rPr>
+          <w:b/>
+        </w:rPr>
+        <w:t>similarity</w:t>
+      </w:r>
+      <w:r>
+        <w:rPr>
+          <w:b w:val="0"/>
+        </w:rPr>
+        <w:t xml:space="preserve"> under a declared feature rule and explain a changed ranking.</w:t>
       </w:r>
     </w:p>
     <w:p>
@@ -184,6 +337,17 @@
     </w:p>
     <w:p>
       <w:r>
+        <w:t>Investigate the supplied Similarity case. Separate observations, given facts and assumptions before choosing an explanation.</w:t>
+      </w:r>
+    </w:p>
+    <w:p>
+      <w:pPr>
+        <w:spacing w:line="336" w:lineRule="auto" w:after="180"/>
+      </w:pPr>
+      <w:r>
+        <w:rPr>
+          <w:b/>
+        </w:rPr>
         <w:t>PICTURE STORY</w:t>
       </w:r>
     </w:p>
@@ -196,8 +360,26 @@
       </w:r>
     </w:p>
     <w:p>
-      <w:r>
-        <w:t>Pictures give clues; evidence tells us what the clues mean.</w:t>
+      <w:pPr>
+        <w:spacing w:line="336" w:lineRule="auto" w:after="180"/>
+      </w:pPr>
+      <w:r>
+        <w:rPr>
+          <w:b w:val="0"/>
+        </w:rPr>
+        <w:t xml:space="preserve">Pictures give clues; </w:t>
+      </w:r>
+      <w:r>
+        <w:rPr>
+          <w:b/>
+        </w:rPr>
+        <w:t>evidence</w:t>
+      </w:r>
+      <w:r>
+        <w:rPr>
+          <w:b w:val="0"/>
+        </w:rPr>
+        <w:t xml:space="preserve"> tells us what the clues mean.</w:t>
       </w:r>
     </w:p>
     <w:p>
@@ -237,7 +419,22 @@
       </w:r>
     </w:p>
     <w:p>
-      <w:r>
+      <w:pPr>
+        <w:pStyle w:val="Heading3"/>
+      </w:pPr>
+      <w:r>
+        <w:t>Start with this puzzle</w:t>
+      </w:r>
+    </w:p>
+    <w:p>
+      <w:pPr>
+        <w:spacing w:line="336" w:lineRule="auto" w:after="180"/>
+        <w:shd w:fill="F1F6FC"/>
+      </w:pPr>
+      <w:r>
+        <w:rPr>
+          <w:b w:val="0"/>
+        </w:rPr>
         <w:t>MYSTERY  A book can be nearest to another by reading level, topic, length, or mood; the chosen features and scales determine the neighbor.</w:t>
       </w:r>
     </w:p>
@@ -250,33 +447,106 @@
       </w:r>
     </w:p>
     <w:p>
-      <w:r>
+      <w:pPr>
+        <w:spacing w:line="336" w:lineRule="auto" w:after="180"/>
+      </w:pPr>
+      <w:r>
+        <w:rPr>
+          <w:b w:val="0"/>
+        </w:rPr>
         <w:t>Name three visible details without explaining them yet.</w:t>
       </w:r>
     </w:p>
     <w:p>
-      <w:r>
+      <w:pPr>
+        <w:spacing w:line="336" w:lineRule="auto" w:after="180"/>
+      </w:pPr>
+      <w:r>
+        <w:rPr>
+          <w:b w:val="0"/>
+        </w:rPr>
         <w:t>Circle the detail most connected to the system's decision.</w:t>
       </w:r>
     </w:p>
     <w:p>
-      <w:r>
+      <w:pPr>
+        <w:spacing w:line="336" w:lineRule="auto" w:after="180"/>
+      </w:pPr>
+      <w:r>
+        <w:rPr>
+          <w:b w:val="0"/>
+        </w:rPr>
         <w:t>Name one detail that may be decoration or distraction.</w:t>
       </w:r>
     </w:p>
     <w:p>
-      <w:r>
-        <w:t>Make a first prediction and state the clue that supports it.</w:t>
-      </w:r>
-    </w:p>
-    <w:p>
-      <w:r>
-        <w:t>My observations, prediction, and evidence:</w:t>
-      </w:r>
-    </w:p>
-    <w:p>
-      <w:r>
-        <w:t>GOOD THINKING  A prediction can change when stronger evidence appears.</w:t>
+      <w:pPr>
+        <w:spacing w:line="336" w:lineRule="auto" w:after="180"/>
+      </w:pPr>
+      <w:r>
+        <w:rPr>
+          <w:b w:val="0"/>
+        </w:rPr>
+        <w:t xml:space="preserve">Make a first </w:t>
+      </w:r>
+      <w:r>
+        <w:rPr>
+          <w:b/>
+        </w:rPr>
+        <w:t>prediction</w:t>
+      </w:r>
+      <w:r>
+        <w:rPr>
+          <w:b w:val="0"/>
+        </w:rPr>
+        <w:t xml:space="preserve"> and state the clue that supports it.</w:t>
+      </w:r>
+    </w:p>
+    <w:p>
+      <w:pPr>
+        <w:spacing w:line="336" w:lineRule="auto" w:after="180"/>
+      </w:pPr>
+      <w:r>
+        <w:rPr>
+          <w:b w:val="0"/>
+        </w:rPr>
+        <w:t xml:space="preserve">My </w:t>
+      </w:r>
+      <w:r>
+        <w:rPr>
+          <w:b/>
+        </w:rPr>
+        <w:t>observation</w:t>
+      </w:r>
+      <w:r>
+        <w:rPr>
+          <w:b w:val="0"/>
+        </w:rPr>
+        <w:t xml:space="preserve">s, </w:t>
+      </w:r>
+      <w:r>
+        <w:rPr>
+          <w:b/>
+        </w:rPr>
+        <w:t>prediction</w:t>
+      </w:r>
+      <w:r>
+        <w:rPr>
+          <w:b w:val="0"/>
+        </w:rPr>
+        <w:t xml:space="preserve">, and </w:t>
+      </w:r>
+      <w:r>
+        <w:rPr>
+          <w:b/>
+        </w:rPr>
+        <w:t>evidence</w:t>
+      </w:r>
+      <w:r>
+        <w:rPr>
+          <w:b w:val="0"/>
+        </w:rPr>
+        <w:t>:</w:t>
       </w:r>
     </w:p>
     <w:p>
@@ -284,22 +554,129 @@
         <w:pStyle w:val="Heading3"/>
       </w:pPr>
       <w:r>
+        <w:t>Thinking habit</w:t>
+      </w:r>
+    </w:p>
+    <w:p>
+      <w:pPr>
+        <w:spacing w:line="336" w:lineRule="auto" w:after="180"/>
+        <w:shd w:fill="EDF7F3"/>
+      </w:pPr>
+      <w:r>
+        <w:rPr>
+          <w:b w:val="0"/>
+        </w:rPr>
+        <w:t xml:space="preserve">GOOD THINKING  A </w:t>
+      </w:r>
+      <w:r>
+        <w:rPr>
+          <w:b/>
+        </w:rPr>
+        <w:t>prediction</w:t>
+      </w:r>
+      <w:r>
+        <w:rPr>
+          <w:b w:val="0"/>
+        </w:rPr>
+        <w:t xml:space="preserve"> can change when stronger </w:t>
+      </w:r>
+      <w:r>
+        <w:rPr>
+          <w:b/>
+        </w:rPr>
+        <w:t>evidence</w:t>
+      </w:r>
+      <w:r>
+        <w:rPr>
+          <w:b w:val="0"/>
+        </w:rPr>
+        <w:t xml:space="preserve"> appears.</w:t>
+      </w:r>
+    </w:p>
+    <w:p>
+      <w:pPr>
+        <w:pStyle w:val="Heading3"/>
+      </w:pPr>
+      <w:r>
         <w:t>A closer explanation</w:t>
       </w:r>
     </w:p>
     <w:p>
-      <w:r>
-        <w:t>Two objects can be alike in colour and different in shape. A computer comparison needs a precise answer to similar in what way. Select features, state how their values are compared, and define what a larger score means. The result belongs to that rule; it is not a universal judgment about the objects.</w:t>
-      </w:r>
-    </w:p>
-    <w:p>
-      <w:r>
-        <w:t>Our target card is red, round and smooth. Three candidate cards are A: red, round, rough; B: blue, square, smooth; C: red, square, rough. First give one point for each feature that exactly matches the target and zero for each known mismatch. Add the points. Colour, shape and texture are the only selected features.</w:t>
-      </w:r>
-    </w:p>
-    <w:p>
-      <w:r>
-        <w:t>This paper exercise uses complete category values with agreed spelling. Real records can be missing or uncertain. Do not silently treat an unknown texture as a known mismatch or copy a value from the target. First identify whether the information supports the comparison.</w:t>
+      <w:pPr>
+        <w:spacing w:line="336" w:lineRule="auto" w:after="180"/>
+      </w:pPr>
+      <w:r>
+        <w:rPr>
+          <w:b w:val="0"/>
+        </w:rPr>
+        <w:t>Two objects can be alike in colour and different in shape. A computer comparison needs a precise answer to similar in what way. Select features, state how their values are compared, and define what a larger score means.</w:t>
+      </w:r>
+    </w:p>
+    <w:p>
+      <w:pPr>
+        <w:spacing w:line="336" w:lineRule="auto" w:after="180"/>
+      </w:pPr>
+      <w:r>
+        <w:rPr>
+          <w:b w:val="0"/>
+        </w:rPr>
+        <w:t>The result belongs to that rule; it is not a universal judgment about the objects.</w:t>
+      </w:r>
+    </w:p>
+    <w:p>
+      <w:pPr>
+        <w:spacing w:line="336" w:lineRule="auto" w:after="180"/>
+      </w:pPr>
+      <w:r>
+        <w:rPr>
+          <w:b w:val="0"/>
+        </w:rPr>
+        <w:t xml:space="preserve">Our target card is red, round and smooth. Three </w:t>
+      </w:r>
+      <w:r>
+        <w:rPr>
+          <w:b/>
+        </w:rPr>
+        <w:t>candidate</w:t>
+      </w:r>
+      <w:r>
+        <w:rPr>
+          <w:b w:val="0"/>
+        </w:rPr>
+        <w:t xml:space="preserve"> cards are A: red, round, rough; B: blue, square, smooth; C: red, square, rough.</w:t>
+      </w:r>
+    </w:p>
+    <w:p>
+      <w:pPr>
+        <w:spacing w:line="336" w:lineRule="auto" w:after="180"/>
+      </w:pPr>
+      <w:r>
+        <w:rPr>
+          <w:b w:val="0"/>
+        </w:rPr>
+        <w:t>First give one point for each feature that exactly matches the target and zero for each known mismatch. Add the points. Colour, shape and texture are the only selected features.</w:t>
+      </w:r>
+    </w:p>
+    <w:p>
+      <w:pPr>
+        <w:spacing w:line="336" w:lineRule="auto" w:after="180"/>
+      </w:pPr>
+      <w:r>
+        <w:rPr>
+          <w:b w:val="0"/>
+        </w:rPr>
+        <w:t>This paper exercise uses complete category values with agreed spelling. Real records can be missing or uncertain. Do not silently treat an unknown texture as a known mismatch or copy a value from the target.</w:t>
+      </w:r>
+    </w:p>
+    <w:p>
+      <w:pPr>
+        <w:spacing w:line="336" w:lineRule="auto" w:after="180"/>
+      </w:pPr>
+      <w:r>
+        <w:rPr>
+          <w:b w:val="0"/>
+        </w:rPr>
+        <w:t>First identify whether the information supports the comparison.</w:t>
       </w:r>
     </w:p>
     <w:p>
@@ -312,7 +689,24 @@
     </w:p>
     <w:p>
       <w:r>
-        <w:t>VISUAL MECHANISM</w:t>
+        <w:t>Follow the mechanism for Similarity. Connect each labelled input, deciding step and result.</w:t>
+      </w:r>
+    </w:p>
+    <w:p>
+      <w:pPr>
+        <w:spacing w:line="336" w:lineRule="auto" w:after="180"/>
+      </w:pPr>
+      <w:r>
+        <w:rPr>
+          <w:b/>
+        </w:rPr>
+        <w:t xml:space="preserve">VISUAL </w:t>
+      </w:r>
+      <w:r>
+        <w:rPr>
+          <w:b/>
+        </w:rPr>
+        <w:t>MECHANISM</w:t>
       </w:r>
     </w:p>
     <w:p>
@@ -324,7 +718,13 @@
       </w:r>
     </w:p>
     <w:p>
-      <w:r>
+      <w:pPr>
+        <w:spacing w:line="336" w:lineRule="auto" w:after="180"/>
+      </w:pPr>
+      <w:r>
+        <w:rPr>
+          <w:b w:val="0"/>
+        </w:rPr>
         <w:t>Follow the information instead of imagining magic inside the machine.</w:t>
       </w:r>
     </w:p>
@@ -437,32 +837,164 @@
       </w:r>
     </w:p>
     <w:p>
-      <w:r>
-        <w:t>INPUT  represented traits for candidate items</w:t>
-      </w:r>
-    </w:p>
-    <w:p>
-      <w:r>
-        <w:t>PROCESS  compare distances using selected features</w:t>
-      </w:r>
-    </w:p>
-    <w:p>
-      <w:r>
-        <w:t>OUTPUT  nearest or most similar items</w:t>
-      </w:r>
-    </w:p>
-    <w:p>
-      <w:r>
+      <w:pPr>
+        <w:spacing w:line="336" w:lineRule="auto" w:after="180"/>
+      </w:pPr>
+      <w:r>
+        <w:rPr>
+          <w:b/>
+        </w:rPr>
+        <w:t>INPUT</w:t>
+      </w:r>
+      <w:r>
+        <w:rPr>
+          <w:b w:val="0"/>
+        </w:rPr>
+        <w:t xml:space="preserve">  represented traits for </w:t>
+      </w:r>
+      <w:r>
+        <w:rPr>
+          <w:b/>
+        </w:rPr>
+        <w:t>candidate</w:t>
+      </w:r>
+      <w:r>
+        <w:rPr>
+          <w:b w:val="0"/>
+        </w:rPr>
+        <w:t xml:space="preserve"> items</w:t>
+      </w:r>
+    </w:p>
+    <w:p>
+      <w:pPr>
+        <w:spacing w:line="336" w:lineRule="auto" w:after="180"/>
+      </w:pPr>
+      <w:r>
+        <w:rPr>
+          <w:b/>
+        </w:rPr>
+        <w:t>PROCESS</w:t>
+      </w:r>
+      <w:r>
+        <w:rPr>
+          <w:b w:val="0"/>
+        </w:rPr>
+        <w:t xml:space="preserve">  compare </w:t>
+      </w:r>
+      <w:r>
+        <w:rPr>
+          <w:b/>
+        </w:rPr>
+        <w:t>distance</w:t>
+      </w:r>
+      <w:r>
+        <w:rPr>
+          <w:b w:val="0"/>
+        </w:rPr>
+        <w:t>s using selected features</w:t>
+      </w:r>
+    </w:p>
+    <w:p>
+      <w:pPr>
+        <w:spacing w:line="336" w:lineRule="auto" w:after="180"/>
+      </w:pPr>
+      <w:r>
+        <w:rPr>
+          <w:b/>
+        </w:rPr>
+        <w:t>OUTPUT</w:t>
+      </w:r>
+      <w:r>
+        <w:rPr>
+          <w:b w:val="0"/>
+        </w:rPr>
+        <w:t xml:space="preserve">  nearest or most similar items</w:t>
+      </w:r>
+    </w:p>
+    <w:p>
+      <w:pPr>
+        <w:pStyle w:val="Heading3"/>
+      </w:pPr>
+      <w:r>
+        <w:t>Key idea</w:t>
+      </w:r>
+    </w:p>
+    <w:p>
+      <w:pPr>
+        <w:spacing w:line="336" w:lineRule="auto" w:after="180"/>
+        <w:shd w:fill="EDF7F3"/>
+      </w:pPr>
+      <w:r>
+        <w:rPr>
+          <w:b w:val="0"/>
+        </w:rPr>
         <w:t>CORE IDEA  Recommendations often begin by comparing selected traits, not whole objects.</w:t>
       </w:r>
     </w:p>
     <w:p>
-      <w:r>
-        <w:t>UNDER THE HOOD  Similarity is a designed measure over represented features. Distance changes with feature selection, scaling, weighting, and missing values. Nearest does not mean identical, best, or fair.</w:t>
-      </w:r>
-    </w:p>
-    <w:p>
-      <w:r>
+      <w:pPr>
+        <w:pStyle w:val="Heading3"/>
+      </w:pPr>
+      <w:r>
+        <w:t>How the mechanism works</w:t>
+      </w:r>
+    </w:p>
+    <w:p>
+      <w:pPr>
+        <w:spacing w:line="336" w:lineRule="auto" w:after="180"/>
+        <w:shd w:fill="F1F6F8"/>
+      </w:pPr>
+      <w:r>
+        <w:rPr>
+          <w:b w:val="0"/>
+        </w:rPr>
+        <w:t xml:space="preserve">UNDER THE HOOD  </w:t>
+      </w:r>
+      <w:r>
+        <w:rPr>
+          <w:b/>
+        </w:rPr>
+        <w:t>Similarity</w:t>
+      </w:r>
+      <w:r>
+        <w:rPr>
+          <w:b w:val="0"/>
+        </w:rPr>
+        <w:t xml:space="preserve"> is a designed measure over represented features. </w:t>
+      </w:r>
+      <w:r>
+        <w:rPr>
+          <w:b/>
+        </w:rPr>
+        <w:t>Distance</w:t>
+      </w:r>
+      <w:r>
+        <w:rPr>
+          <w:b w:val="0"/>
+        </w:rPr>
+        <w:t xml:space="preserve"> changes with feature selection, scaling, </w:t>
+      </w:r>
+      <w:r>
+        <w:rPr>
+          <w:b/>
+        </w:rPr>
+        <w:t>weight</w:t>
+      </w:r>
+      <w:r>
+        <w:rPr>
+          <w:b w:val="0"/>
+        </w:rPr>
+        <w:t>ing, and missing values. Nearest does not mean identical, best, or fair.</w:t>
+      </w:r>
+    </w:p>
+    <w:p>
+      <w:pPr>
+        <w:spacing w:line="336" w:lineRule="auto" w:after="180"/>
+      </w:pPr>
+      <w:r>
+        <w:rPr>
+          <w:b w:val="0"/>
+        </w:rPr>
         <w:t>Draw a fresh example with all three stages:</w:t>
       </w:r>
     </w:p>
@@ -631,13 +1163,60 @@
       </w:r>
     </w:p>
     <w:p>
-      <w:r>
+      <w:pPr>
+        <w:spacing w:line="336" w:lineRule="auto" w:after="180"/>
+      </w:pPr>
+      <w:r>
+        <w:rPr>
+          <w:b w:val="0"/>
+        </w:rPr>
         <w:t>A receives 1 for colour, 1 for shape and 0 for texture: total 2. B receives 0, 0 and 1: total 1. C receives 1, 0 and 0: total 1. Record the contributions, not just the totals, so another learner can check the computation.</w:t>
       </w:r>
     </w:p>
     <w:p>
-      <w:r>
-        <w:t>A is most similar among these three candidates under this rule. That sentence names the candidate set and the rule. It does not say A is identical to the target, has the right texture or will be the best choice for a task that needs smooth material.</w:t>
+      <w:pPr>
+        <w:spacing w:line="336" w:lineRule="auto" w:after="180"/>
+      </w:pPr>
+      <w:r>
+        <w:rPr>
+          <w:b w:val="0"/>
+        </w:rPr>
+        <w:t xml:space="preserve">A is most similar among these three </w:t>
+      </w:r>
+      <w:r>
+        <w:rPr>
+          <w:b/>
+        </w:rPr>
+        <w:t>candidate</w:t>
+      </w:r>
+      <w:r>
+        <w:rPr>
+          <w:b w:val="0"/>
+        </w:rPr>
+        <w:t xml:space="preserve">s under this rule. That sentence names the </w:t>
+      </w:r>
+      <w:r>
+        <w:rPr>
+          <w:b/>
+        </w:rPr>
+        <w:t>candidate</w:t>
+      </w:r>
+      <w:r>
+        <w:rPr>
+          <w:b w:val="0"/>
+        </w:rPr>
+        <w:t xml:space="preserve"> set and the rule.</w:t>
+      </w:r>
+    </w:p>
+    <w:p>
+      <w:pPr>
+        <w:spacing w:line="336" w:lineRule="auto" w:after="180"/>
+      </w:pPr>
+      <w:r>
+        <w:rPr>
+          <w:b w:val="0"/>
+        </w:rPr>
+        <w:t>It does not say A is identical to the target, has the right texture or will be the best choice for a task that needs smooth material.</w:t>
       </w:r>
     </w:p>
     <w:p>
@@ -649,8 +1228,26 @@
       </w:r>
     </w:p>
     <w:p>
-      <w:r>
-        <w:t>Point to the input, the deciding step and the result in this week’s visual. Explain the same step in ordinary words. A picture helps when you can say what each part represents.</w:t>
+      <w:pPr>
+        <w:spacing w:line="336" w:lineRule="auto" w:after="180"/>
+      </w:pPr>
+      <w:r>
+        <w:rPr>
+          <w:b w:val="0"/>
+        </w:rPr>
+        <w:t xml:space="preserve">Point to the </w:t>
+      </w:r>
+      <w:r>
+        <w:rPr>
+          <w:b/>
+        </w:rPr>
+        <w:t>input</w:t>
+      </w:r>
+      <w:r>
+        <w:rPr>
+          <w:b w:val="0"/>
+        </w:rPr>
+        <w:t>, the deciding step and the result in this week’s visual. Explain the same step in ordinary words. A picture helps when you can say what each part represents.</w:t>
       </w:r>
     </w:p>
     <w:p>
@@ -663,6 +1260,17 @@
     </w:p>
     <w:p>
       <w:r>
+        <w:t>Compare the supplied cases for Similarity. Identify the detail that changes the conclusion.</w:t>
+      </w:r>
+    </w:p>
+    <w:p>
+      <w:pPr>
+        <w:spacing w:line="336" w:lineRule="auto" w:after="180"/>
+      </w:pPr>
+      <w:r>
+        <w:rPr>
+          <w:b/>
+        </w:rPr>
         <w:t>PICTURE GALLERY</w:t>
       </w:r>
     </w:p>
@@ -675,8 +1283,26 @@
       </w:r>
     </w:p>
     <w:p>
-      <w:r>
-        <w:t>Use the visual cue, then read the evidence carefully.</w:t>
+      <w:pPr>
+        <w:spacing w:line="336" w:lineRule="auto" w:after="180"/>
+      </w:pPr>
+      <w:r>
+        <w:rPr>
+          <w:b w:val="0"/>
+        </w:rPr>
+        <w:t xml:space="preserve">Use the visual cue, then read the </w:t>
+      </w:r>
+      <w:r>
+        <w:rPr>
+          <w:b/>
+        </w:rPr>
+        <w:t>evidence</w:t>
+      </w:r>
+      <w:r>
+        <w:rPr>
+          <w:b w:val="0"/>
+        </w:rPr>
+        <w:t xml:space="preserve"> carefully.</w:t>
       </w:r>
     </w:p>
     <w:p>
@@ -824,55 +1450,248 @@
       </w:r>
     </w:p>
     <w:p>
-      <w:r>
+      <w:pPr>
+        <w:pStyle w:val="Heading3"/>
+      </w:pPr>
+      <w:r>
+        <w:t>The case to investigate</w:t>
+      </w:r>
+    </w:p>
+    <w:p>
+      <w:pPr>
+        <w:spacing w:line="336" w:lineRule="auto" w:after="180"/>
+        <w:shd w:fill="F1F6FC"/>
+      </w:pPr>
+      <w:r>
+        <w:rPr>
+          <w:b w:val="0"/>
+        </w:rPr>
         <w:t>CASE 1 — Same topic, different level  Clue: close on topic. Meaning: far on reading level.</w:t>
       </w:r>
     </w:p>
     <w:p>
-      <w:r>
+      <w:pPr>
+        <w:pStyle w:val="Heading3"/>
+      </w:pPr>
+      <w:r>
+        <w:t>The case to investigate</w:t>
+      </w:r>
+    </w:p>
+    <w:p>
+      <w:pPr>
+        <w:spacing w:line="336" w:lineRule="auto" w:after="180"/>
+        <w:shd w:fill="F1F6FC"/>
+      </w:pPr>
+      <w:r>
+        <w:rPr>
+          <w:b w:val="0"/>
+        </w:rPr>
         <w:t>CASE 2 — Same length, different mood  Clue: close on length. Meaning: far on mood.</w:t>
       </w:r>
     </w:p>
     <w:p>
-      <w:r>
-        <w:t>CASE 3 — Weighted topic  Clue: topic counts more. Meaning: neighbor changes.</w:t>
-      </w:r>
-    </w:p>
-    <w:p>
-      <w:r>
-        <w:t>CASE 4 — Missing feature  Clue: distance incomplete. Meaning: need policy.</w:t>
-      </w:r>
-    </w:p>
-    <w:p>
-      <w:r>
-        <w:t>BOUNDARY  Similarity is a tool designed for a purpose, not a universal property.</w:t>
-      </w:r>
-    </w:p>
-    <w:p>
-      <w:r>
-        <w:t>Which two pictures are easiest to confuse? What evidence separates them?</w:t>
-      </w:r>
-    </w:p>
-    <w:p>
       <w:pPr>
         <w:pStyle w:val="Heading3"/>
       </w:pPr>
       <w:r>
+        <w:t>The case to investigate</w:t>
+      </w:r>
+    </w:p>
+    <w:p>
+      <w:pPr>
+        <w:spacing w:line="336" w:lineRule="auto" w:after="180"/>
+        <w:shd w:fill="F1F6FC"/>
+      </w:pPr>
+      <w:r>
+        <w:rPr>
+          <w:b w:val="0"/>
+        </w:rPr>
+        <w:t xml:space="preserve">CASE 3 — </w:t>
+      </w:r>
+      <w:r>
+        <w:rPr>
+          <w:b/>
+        </w:rPr>
+        <w:t>Weight</w:t>
+      </w:r>
+      <w:r>
+        <w:rPr>
+          <w:b w:val="0"/>
+        </w:rPr>
+        <w:t>ed topic  Clue: topic counts more. Meaning: neighbor changes.</w:t>
+      </w:r>
+    </w:p>
+    <w:p>
+      <w:pPr>
+        <w:pStyle w:val="Heading3"/>
+      </w:pPr>
+      <w:r>
+        <w:t>The case to investigate</w:t>
+      </w:r>
+    </w:p>
+    <w:p>
+      <w:pPr>
+        <w:spacing w:line="336" w:lineRule="auto" w:after="180"/>
+        <w:shd w:fill="F1F6FC"/>
+      </w:pPr>
+      <w:r>
+        <w:rPr>
+          <w:b w:val="0"/>
+        </w:rPr>
+        <w:t xml:space="preserve">CASE 4 — Missing feature  Clue: </w:t>
+      </w:r>
+      <w:r>
+        <w:rPr>
+          <w:b/>
+        </w:rPr>
+        <w:t>distance</w:t>
+      </w:r>
+      <w:r>
+        <w:rPr>
+          <w:b w:val="0"/>
+        </w:rPr>
+        <w:t xml:space="preserve"> incomplete. Meaning: need policy.</w:t>
+      </w:r>
+    </w:p>
+    <w:p>
+      <w:pPr>
+        <w:pStyle w:val="Heading3"/>
+      </w:pPr>
+      <w:r>
+        <w:t>Keep this boundary clear</w:t>
+      </w:r>
+    </w:p>
+    <w:p>
+      <w:pPr>
+        <w:spacing w:line="336" w:lineRule="auto" w:after="180"/>
+        <w:shd w:fill="FFF5E6"/>
+      </w:pPr>
+      <w:r>
+        <w:rPr>
+          <w:b w:val="0"/>
+        </w:rPr>
+        <w:t xml:space="preserve">BOUNDARY  </w:t>
+      </w:r>
+      <w:r>
+        <w:rPr>
+          <w:b/>
+        </w:rPr>
+        <w:t>Similarity</w:t>
+      </w:r>
+      <w:r>
+        <w:rPr>
+          <w:b w:val="0"/>
+        </w:rPr>
+        <w:t xml:space="preserve"> is a tool designed for a purpose, not a universal property.</w:t>
+      </w:r>
+    </w:p>
+    <w:p>
+      <w:pPr>
+        <w:spacing w:line="336" w:lineRule="auto" w:after="180"/>
+        <w:shd w:fill="F5F1FB"/>
+      </w:pPr>
+      <w:r>
+        <w:rPr>
+          <w:b w:val="0"/>
+        </w:rPr>
+        <w:t xml:space="preserve">Which two pictures are easiest to confuse? What </w:t>
+      </w:r>
+      <w:r>
+        <w:rPr>
+          <w:b/>
+        </w:rPr>
+        <w:t>evidence</w:t>
+      </w:r>
+      <w:r>
+        <w:rPr>
+          <w:b w:val="0"/>
+        </w:rPr>
+        <w:t xml:space="preserve"> separates them?</w:t>
+      </w:r>
+    </w:p>
+    <w:p>
+      <w:pPr>
+        <w:pStyle w:val="Heading3"/>
+      </w:pPr>
+      <w:r>
         <w:t>Change one thing in the pictured case</w:t>
       </w:r>
     </w:p>
     <w:p>
-      <w:r>
-        <w:t>Change: Keep original weights but change the target texture to rough.</w:t>
-      </w:r>
-    </w:p>
-    <w:p>
-      <w:r>
-        <w:t>Prediction: C scores 3; A and B each score 1.</w:t>
-      </w:r>
-    </w:p>
-    <w:p>
-      <w:r>
+      <w:pPr>
+        <w:pStyle w:val="Heading3"/>
+      </w:pPr>
+      <w:r>
+        <w:t>Change one thing</w:t>
+      </w:r>
+    </w:p>
+    <w:p>
+      <w:pPr>
+        <w:spacing w:line="336" w:lineRule="auto" w:after="180"/>
+        <w:shd w:fill="F5F1FB"/>
+      </w:pPr>
+      <w:r>
+        <w:rPr>
+          <w:b w:val="0"/>
+        </w:rPr>
+        <w:t xml:space="preserve">Change: Keep original </w:t>
+      </w:r>
+      <w:r>
+        <w:rPr>
+          <w:b/>
+        </w:rPr>
+        <w:t>weight</w:t>
+      </w:r>
+      <w:r>
+        <w:rPr>
+          <w:b w:val="0"/>
+        </w:rPr>
+        <w:t>s but change the target texture to rough.</w:t>
+      </w:r>
+    </w:p>
+    <w:p>
+      <w:pPr>
+        <w:pStyle w:val="Heading3"/>
+      </w:pPr>
+      <w:r>
+        <w:t>Predicted result</w:t>
+      </w:r>
+    </w:p>
+    <w:p>
+      <w:pPr>
+        <w:spacing w:line="336" w:lineRule="auto" w:after="180"/>
+        <w:shd w:fill="F1F6FC"/>
+      </w:pPr>
+      <w:r>
+        <w:rPr>
+          <w:b/>
+        </w:rPr>
+        <w:t>Prediction</w:t>
+      </w:r>
+      <w:r>
+        <w:rPr>
+          <w:b w:val="0"/>
+        </w:rPr>
+        <w:t>: C scores 3; A and B each score 1.</w:t>
+      </w:r>
+    </w:p>
+    <w:p>
+      <w:pPr>
+        <w:pStyle w:val="Heading3"/>
+      </w:pPr>
+      <w:r>
+        <w:t>Why the result follows</w:t>
+      </w:r>
+    </w:p>
+    <w:p>
+      <w:pPr>
+        <w:spacing w:line="336" w:lineRule="auto" w:after="180"/>
+        <w:shd w:fill="F1F6FC"/>
+      </w:pPr>
+      <w:r>
+        <w:rPr>
+          <w:b w:val="0"/>
+        </w:rPr>
         <w:t>Reason: C now matches all three target features; the others lose their smooth-texture match.</w:t>
       </w:r>
     </w:p>
@@ -886,6 +1705,17 @@
     </w:p>
     <w:p>
       <w:r>
+        <w:t>Use the vocabulary of Similarity to explain a concrete decision, rather than only memorising definitions.</w:t>
+      </w:r>
+    </w:p>
+    <w:p>
+      <w:pPr>
+        <w:spacing w:line="336" w:lineRule="auto" w:after="180"/>
+      </w:pPr>
+      <w:r>
+        <w:rPr>
+          <w:b/>
+        </w:rPr>
         <w:t>VOCABULARY</w:t>
       </w:r>
     </w:p>
@@ -898,7 +1728,13 @@
       </w:r>
     </w:p>
     <w:p>
-      <w:r>
+      <w:pPr>
+        <w:spacing w:line="336" w:lineRule="auto" w:after="180"/>
+      </w:pPr>
+      <w:r>
+        <w:rPr>
+          <w:b w:val="0"/>
+        </w:rPr>
         <w:t>The badge is a memory cue; the definition does the real thinking work.</w:t>
       </w:r>
     </w:p>
@@ -1222,17 +2058,57 @@
       </w:r>
     </w:p>
     <w:p>
-      <w:r>
+      <w:pPr>
+        <w:pStyle w:val="Heading3"/>
+      </w:pPr>
+      <w:r>
+        <w:t>Find the unsupported claim</w:t>
+      </w:r>
+    </w:p>
+    <w:p>
+      <w:pPr>
+        <w:spacing w:line="336" w:lineRule="auto" w:after="180"/>
+        <w:shd w:fill="F5F1FB"/>
+      </w:pPr>
+      <w:r>
+        <w:rPr>
+          <w:b w:val="0"/>
+        </w:rPr>
         <w:t>CLAIM TO REPAIR  The nearest item is automatically the best recommendation.</w:t>
       </w:r>
     </w:p>
     <w:p>
-      <w:r>
-        <w:t>Use one vocabulary word and one piece of evidence to repair it:</w:t>
-      </w:r>
-    </w:p>
-    <w:p>
-      <w:r>
+      <w:pPr>
+        <w:spacing w:line="336" w:lineRule="auto" w:after="180"/>
+      </w:pPr>
+      <w:r>
+        <w:rPr>
+          <w:b w:val="0"/>
+        </w:rPr>
+        <w:t xml:space="preserve">Use one vocabulary word and one piece of </w:t>
+      </w:r>
+      <w:r>
+        <w:rPr>
+          <w:b/>
+        </w:rPr>
+        <w:t>evidence</w:t>
+      </w:r>
+      <w:r>
+        <w:rPr>
+          <w:b w:val="0"/>
+        </w:rPr>
+        <w:t xml:space="preserve"> to repair it:</w:t>
+      </w:r>
+    </w:p>
+    <w:p>
+      <w:pPr>
+        <w:spacing w:line="336" w:lineRule="auto" w:after="180"/>
+        <w:shd w:fill="EDF7F3"/>
+      </w:pPr>
+      <w:r>
+        <w:rPr>
+          <w:b w:val="0"/>
+        </w:rPr>
         <w:t>WORD POWER  A strong definition helps you decide something in a new case.</w:t>
       </w:r>
     </w:p>
@@ -1356,6 +2232,17 @@
     </w:p>
     <w:p>
       <w:r>
+        <w:t>Follow the worked trace for Similarity, predict a step, then compare with its explanation.</w:t>
+      </w:r>
+    </w:p>
+    <w:p>
+      <w:pPr>
+        <w:spacing w:line="336" w:lineRule="auto" w:after="180"/>
+      </w:pPr>
+      <w:r>
+        <w:rPr>
+          <w:b/>
+        </w:rPr>
         <w:t>WORKED EXAMPLE</w:t>
       </w:r>
     </w:p>
@@ -1368,8 +2255,26 @@
       </w:r>
     </w:p>
     <w:p>
-      <w:r>
-        <w:t>Every step connects a claim to observable evidence.</w:t>
+      <w:pPr>
+        <w:spacing w:line="336" w:lineRule="auto" w:after="180"/>
+      </w:pPr>
+      <w:r>
+        <w:rPr>
+          <w:b w:val="0"/>
+        </w:rPr>
+        <w:t xml:space="preserve">Every step connects a claim to observable </w:t>
+      </w:r>
+      <w:r>
+        <w:rPr>
+          <w:b/>
+        </w:rPr>
+        <w:t>evidence</w:t>
+      </w:r>
+      <w:r>
+        <w:rPr>
+          <w:b w:val="0"/>
+        </w:rPr>
+        <w:t>.</w:t>
       </w:r>
     </w:p>
     <w:p>
@@ -1409,38 +2314,207 @@
       </w:r>
     </w:p>
     <w:p>
-      <w:r>
+      <w:pPr>
+        <w:pStyle w:val="Heading3"/>
+      </w:pPr>
+      <w:r>
+        <w:t>The case to investigate</w:t>
+      </w:r>
+    </w:p>
+    <w:p>
+      <w:pPr>
+        <w:spacing w:line="336" w:lineRule="auto" w:after="180"/>
+        <w:shd w:fill="F1F6FC"/>
+      </w:pPr>
+      <w:r>
+        <w:rPr>
+          <w:b w:val="0"/>
+        </w:rPr>
         <w:t>CASE  A book can be nearest to another by reading level, topic, length, or mood; the chosen features and scales determine the neighbor.</w:t>
       </w:r>
     </w:p>
     <w:p>
-      <w:r>
-        <w:t>STEP 1 — OBSERVE  represented traits for candidate items</w:t>
-      </w:r>
-    </w:p>
-    <w:p>
-      <w:r>
-        <w:t>STEP 2 — TRACE  compare distances using selected features</w:t>
-      </w:r>
-    </w:p>
-    <w:p>
-      <w:r>
+      <w:pPr>
+        <w:pStyle w:val="Heading3"/>
+      </w:pPr>
+      <w:r>
+        <w:t>Step 1</w:t>
+      </w:r>
+    </w:p>
+    <w:p>
+      <w:pPr>
+        <w:spacing w:line="336" w:lineRule="auto" w:after="180"/>
+        <w:shd w:fill="F4F9FC"/>
+      </w:pPr>
+      <w:r>
+        <w:rPr>
+          <w:b w:val="0"/>
+        </w:rPr>
+        <w:t xml:space="preserve">STEP 1 — OBSERVE  represented traits for </w:t>
+      </w:r>
+      <w:r>
+        <w:rPr>
+          <w:b/>
+        </w:rPr>
+        <w:t>candidate</w:t>
+      </w:r>
+      <w:r>
+        <w:rPr>
+          <w:b w:val="0"/>
+        </w:rPr>
+        <w:t xml:space="preserve"> items</w:t>
+      </w:r>
+    </w:p>
+    <w:p>
+      <w:pPr>
+        <w:pStyle w:val="Heading3"/>
+      </w:pPr>
+      <w:r>
+        <w:t>Step 2</w:t>
+      </w:r>
+    </w:p>
+    <w:p>
+      <w:pPr>
+        <w:spacing w:line="336" w:lineRule="auto" w:after="180"/>
+        <w:shd w:fill="F4F9FC"/>
+      </w:pPr>
+      <w:r>
+        <w:rPr>
+          <w:b w:val="0"/>
+        </w:rPr>
+        <w:t xml:space="preserve">STEP 2 — TRACE  compare </w:t>
+      </w:r>
+      <w:r>
+        <w:rPr>
+          <w:b/>
+        </w:rPr>
+        <w:t>distance</w:t>
+      </w:r>
+      <w:r>
+        <w:rPr>
+          <w:b w:val="0"/>
+        </w:rPr>
+        <w:t>s using selected features</w:t>
+      </w:r>
+    </w:p>
+    <w:p>
+      <w:pPr>
+        <w:pStyle w:val="Heading3"/>
+      </w:pPr>
+      <w:r>
+        <w:t>Step 3</w:t>
+      </w:r>
+    </w:p>
+    <w:p>
+      <w:pPr>
+        <w:spacing w:line="336" w:lineRule="auto" w:after="180"/>
+        <w:shd w:fill="F4F9FC"/>
+      </w:pPr>
+      <w:r>
+        <w:rPr>
+          <w:b w:val="0"/>
+        </w:rPr>
         <w:t>STEP 3 — CONCLUDE  nearest or most similar items</w:t>
       </w:r>
     </w:p>
     <w:p>
-      <w:r>
-        <w:t>MODEL REASONING  Plot items consistently, define how each axis is measured, and compare distances. A different axis or weight can change the nearest item without any item moving in the real world.</w:t>
-      </w:r>
-    </w:p>
-    <w:p>
-      <w:r>
-        <w:t>DO NOT OVERCLAIM  Similarity is a tool designed for a purpose, not a universal property.</w:t>
-      </w:r>
-    </w:p>
-    <w:p>
-      <w:r>
-        <w:t>What new evidence could change this answer?</w:t>
+      <w:pPr>
+        <w:pStyle w:val="Heading3"/>
+      </w:pPr>
+      <w:r>
+        <w:t>Model answer</w:t>
+      </w:r>
+    </w:p>
+    <w:p>
+      <w:pPr>
+        <w:spacing w:line="336" w:lineRule="auto" w:after="180"/>
+        <w:shd w:fill="F1F6FC"/>
+      </w:pPr>
+      <w:r>
+        <w:rPr>
+          <w:b w:val="0"/>
+        </w:rPr>
+        <w:t xml:space="preserve">MODEL REASONING  Plot items consistently, define how each axis is measured, and compare </w:t>
+      </w:r>
+      <w:r>
+        <w:rPr>
+          <w:b/>
+        </w:rPr>
+        <w:t>distance</w:t>
+      </w:r>
+      <w:r>
+        <w:rPr>
+          <w:b w:val="0"/>
+        </w:rPr>
+        <w:t xml:space="preserve">s. A different axis or </w:t>
+      </w:r>
+      <w:r>
+        <w:rPr>
+          <w:b/>
+        </w:rPr>
+        <w:t>weight</w:t>
+      </w:r>
+      <w:r>
+        <w:rPr>
+          <w:b w:val="0"/>
+        </w:rPr>
+        <w:t xml:space="preserve"> can change the nearest item without any item moving in the real world.</w:t>
+      </w:r>
+    </w:p>
+    <w:p>
+      <w:pPr>
+        <w:pStyle w:val="Heading3"/>
+      </w:pPr>
+      <w:r>
+        <w:t>A claim to avoid</w:t>
+      </w:r>
+    </w:p>
+    <w:p>
+      <w:pPr>
+        <w:spacing w:line="336" w:lineRule="auto" w:after="180"/>
+        <w:shd w:fill="FFF5E6"/>
+      </w:pPr>
+      <w:r>
+        <w:rPr>
+          <w:b w:val="0"/>
+        </w:rPr>
+        <w:t xml:space="preserve">DO NOT OVERCLAIM  </w:t>
+      </w:r>
+      <w:r>
+        <w:rPr>
+          <w:b/>
+        </w:rPr>
+        <w:t>Similarity</w:t>
+      </w:r>
+      <w:r>
+        <w:rPr>
+          <w:b w:val="0"/>
+        </w:rPr>
+        <w:t xml:space="preserve"> is a tool designed for a purpose, not a universal property.</w:t>
+      </w:r>
+    </w:p>
+    <w:p>
+      <w:pPr>
+        <w:spacing w:line="336" w:lineRule="auto" w:after="180"/>
+        <w:shd w:fill="F5F1FB"/>
+      </w:pPr>
+      <w:r>
+        <w:rPr>
+          <w:b w:val="0"/>
+        </w:rPr>
+        <w:t xml:space="preserve">What new </w:t>
+      </w:r>
+      <w:r>
+        <w:rPr>
+          <w:b/>
+        </w:rPr>
+        <w:t>evidence</w:t>
+      </w:r>
+      <w:r>
+        <w:rPr>
+          <w:b w:val="0"/>
+        </w:rPr>
+        <w:t xml:space="preserve"> could change this answer?</w:t>
       </w:r>
     </w:p>
     <w:p>
@@ -1636,25 +2710,127 @@
       </w:tr>
     </w:tbl>
     <w:p>
-      <w:r>
-        <w:t>Suppose texture matters more for the stated comparison. Keep colour and shape worth one point each, but give three points for a texture match. B now scores 3 and becomes the unique highest scoring candidate. No card changed; the rule changed. Record both versions rather than overwriting the first result.</w:t>
-      </w:r>
-    </w:p>
-    <w:p>
-      <w:r>
-        <w:t>Weights express priorities in this designed rule. They need a reason connected to the task and should be set before inspecting the final evaluation results. A convenient winner does not justify a weight. If smooth texture is required without exception, use a requirement check rather than hoping a weighted score will always enforce it.</w:t>
-      </w:r>
-    </w:p>
-    <w:p>
       <w:pPr>
         <w:pStyle w:val="Heading3"/>
       </w:pPr>
       <w:r>
+        <w:t>Worked explanation · Similarity</w:t>
+      </w:r>
+    </w:p>
+    <w:p>
+      <w:pPr>
+        <w:spacing w:line="336" w:lineRule="auto" w:after="180"/>
+        <w:shd w:fill="F1F6FC"/>
+      </w:pPr>
+      <w:r>
+        <w:rPr>
+          <w:b w:val="0"/>
+        </w:rPr>
+        <w:t xml:space="preserve">Suppose texture matters more for the stated comparison. Keep colour and shape worth one point each, but give three points for a texture match. B now scores 3 and becomes the unique highest scoring </w:t>
+      </w:r>
+      <w:r>
+        <w:rPr>
+          <w:b/>
+        </w:rPr>
+        <w:t>candidate</w:t>
+      </w:r>
+      <w:r>
+        <w:rPr>
+          <w:b w:val="0"/>
+        </w:rPr>
+        <w:t>.</w:t>
+      </w:r>
+    </w:p>
+    <w:p>
+      <w:pPr>
+        <w:spacing w:line="336" w:lineRule="auto" w:after="180"/>
+        <w:shd w:fill="F1F6FC"/>
+      </w:pPr>
+      <w:r>
+        <w:rPr>
+          <w:b w:val="0"/>
+        </w:rPr>
+        <w:t>No card changed; the rule changed. Record both versions rather than overwriting the first result.</w:t>
+      </w:r>
+    </w:p>
+    <w:p>
+      <w:pPr>
+        <w:pStyle w:val="Heading3"/>
+      </w:pPr>
+      <w:r>
+        <w:t>Worked explanation · Similarity</w:t>
+      </w:r>
+    </w:p>
+    <w:p>
+      <w:pPr>
+        <w:spacing w:line="336" w:lineRule="auto" w:after="180"/>
+        <w:shd w:fill="F1F6FC"/>
+      </w:pPr>
+      <w:r>
+        <w:rPr>
+          <w:b/>
+        </w:rPr>
+        <w:t>Weight</w:t>
+      </w:r>
+      <w:r>
+        <w:rPr>
+          <w:b w:val="0"/>
+        </w:rPr>
+        <w:t xml:space="preserve">s express priorities in this designed rule. They need a reason connected to the task and should be set before inspecting the final evaluation results. A convenient winner does not justify a </w:t>
+      </w:r>
+      <w:r>
+        <w:rPr>
+          <w:b/>
+        </w:rPr>
+        <w:t>weight</w:t>
+      </w:r>
+      <w:r>
+        <w:rPr>
+          <w:b w:val="0"/>
+        </w:rPr>
+        <w:t>.</w:t>
+      </w:r>
+    </w:p>
+    <w:p>
+      <w:pPr>
+        <w:spacing w:line="336" w:lineRule="auto" w:after="180"/>
+        <w:shd w:fill="F1F6FC"/>
+      </w:pPr>
+      <w:r>
+        <w:rPr>
+          <w:b w:val="0"/>
+        </w:rPr>
+        <w:t xml:space="preserve">If smooth texture is required without exception, use a requirement check rather than hoping a </w:t>
+      </w:r>
+      <w:r>
+        <w:rPr>
+          <w:b/>
+        </w:rPr>
+        <w:t>weight</w:t>
+      </w:r>
+      <w:r>
+        <w:rPr>
+          <w:b w:val="0"/>
+        </w:rPr>
+        <w:t>ed score will always enforce it.</w:t>
+      </w:r>
+    </w:p>
+    <w:p>
+      <w:pPr>
+        <w:pStyle w:val="Heading3"/>
+      </w:pPr>
+      <w:r>
         <w:t>Learn from the worked case</w:t>
       </w:r>
     </w:p>
     <w:p>
-      <w:r>
+      <w:pPr>
+        <w:spacing w:line="336" w:lineRule="auto" w:after="180"/>
+      </w:pPr>
+      <w:r>
+        <w:rPr>
+          <w:b w:val="0"/>
+        </w:rPr>
         <w:t>Cover the result before checking it. Say what is given, choose the procedure, and follow one step at a time. Then uncover the result and explain your first mismatch. Ask why a step is allowed, not only what number it produces.</w:t>
       </w:r>
     </w:p>
@@ -1667,8 +2843,26 @@
       </w:r>
     </w:p>
     <w:p>
-      <w:r>
-        <w:t>A fictional craft-card matcher compares each candidate with a target.</w:t>
+      <w:pPr>
+        <w:spacing w:line="336" w:lineRule="auto" w:after="180"/>
+      </w:pPr>
+      <w:r>
+        <w:rPr>
+          <w:b w:val="0"/>
+        </w:rPr>
+        <w:t xml:space="preserve">A fictional craft-card matcher compares each </w:t>
+      </w:r>
+      <w:r>
+        <w:rPr>
+          <w:b/>
+        </w:rPr>
+        <w:t>candidate</w:t>
+      </w:r>
+      <w:r>
+        <w:rPr>
+          <w:b w:val="0"/>
+        </w:rPr>
+        <w:t xml:space="preserve"> with a target.</w:t>
       </w:r>
     </w:p>
     <w:p>
@@ -1680,17 +2874,74 @@
       </w:r>
     </w:p>
     <w:p>
-      <w:r>
+      <w:pPr>
+        <w:pStyle w:val="Heading3"/>
+      </w:pPr>
+      <w:r>
+        <w:t>Supplied facts</w:t>
+      </w:r>
+    </w:p>
+    <w:p>
+      <w:pPr>
+        <w:spacing w:line="336" w:lineRule="auto" w:after="180"/>
+        <w:shd w:fill="F1F6FC"/>
+      </w:pPr>
+      <w:r>
+        <w:rPr>
+          <w:b w:val="0"/>
+        </w:rPr>
         <w:t>Target: red, round, smooth. A: red,square,smooth. B: blue,round,smooth. C: red,round,rough.</w:t>
       </w:r>
     </w:p>
     <w:p>
-      <w:r>
-        <w:t>Initially each exact feature match scores 1; return all highest scorers.</w:t>
-      </w:r>
-    </w:p>
-    <w:p>
-      <w:r>
+      <w:pPr>
+        <w:pStyle w:val="Heading3"/>
+      </w:pPr>
+      <w:r>
+        <w:t>Supplied facts</w:t>
+      </w:r>
+    </w:p>
+    <w:p>
+      <w:pPr>
+        <w:spacing w:line="336" w:lineRule="auto" w:after="180"/>
+        <w:shd w:fill="F1F6FC"/>
+      </w:pPr>
+      <w:r>
+        <w:rPr>
+          <w:b w:val="0"/>
+        </w:rPr>
+        <w:t xml:space="preserve">Initially each exact </w:t>
+      </w:r>
+      <w:r>
+        <w:rPr>
+          <w:b/>
+        </w:rPr>
+        <w:t>feature match</w:t>
+      </w:r>
+      <w:r>
+        <w:rPr>
+          <w:b w:val="0"/>
+        </w:rPr>
+        <w:t xml:space="preserve"> scores 1; return all highest scorers.</w:t>
+      </w:r>
+    </w:p>
+    <w:p>
+      <w:pPr>
+        <w:pStyle w:val="Heading3"/>
+      </w:pPr>
+      <w:r>
+        <w:t>Supplied facts</w:t>
+      </w:r>
+    </w:p>
+    <w:p>
+      <w:pPr>
+        <w:spacing w:line="336" w:lineRule="auto" w:after="180"/>
+        <w:shd w:fill="F1F6FC"/>
+      </w:pPr>
+      <w:r>
+        <w:rPr>
+          <w:b w:val="0"/>
+        </w:rPr>
         <w:t>For the second comparison only, colour and shape matches score 1 each and a texture match scores 3.</w:t>
       </w:r>
     </w:p>
@@ -1912,31 +3163,145 @@
       </w:r>
     </w:p>
     <w:p>
-      <w:r>
-        <w:t>Similarity is defined by the chosen representation and weights. The cards did not change when texture gained weight; the comparison rule did. Two high scores need not mean two identical cards. A complete rule also says what to do with tied scores, rather than choosing whichever appears first by accident.</w:t>
-      </w:r>
-    </w:p>
-    <w:p>
       <w:pPr>
         <w:pStyle w:val="Heading3"/>
       </w:pPr>
       <w:r>
+        <w:t>Why the result follows</w:t>
+      </w:r>
+    </w:p>
+    <w:p>
+      <w:pPr>
+        <w:spacing w:line="336" w:lineRule="auto" w:after="180"/>
+        <w:shd w:fill="F1F6FC"/>
+      </w:pPr>
+      <w:r>
+        <w:rPr>
+          <w:b/>
+        </w:rPr>
+        <w:t>Similarity</w:t>
+      </w:r>
+      <w:r>
+        <w:rPr>
+          <w:b w:val="0"/>
+        </w:rPr>
+        <w:t xml:space="preserve"> is defined by the chosen representation and </w:t>
+      </w:r>
+      <w:r>
+        <w:rPr>
+          <w:b/>
+        </w:rPr>
+        <w:t>weight</w:t>
+      </w:r>
+      <w:r>
+        <w:rPr>
+          <w:b w:val="0"/>
+        </w:rPr>
+        <w:t xml:space="preserve">s. The cards did not change when texture gained </w:t>
+      </w:r>
+      <w:r>
+        <w:rPr>
+          <w:b/>
+        </w:rPr>
+        <w:t>weight</w:t>
+      </w:r>
+      <w:r>
+        <w:rPr>
+          <w:b w:val="0"/>
+        </w:rPr>
+        <w:t>; the comparison rule did. Two high scores need not mean two identical cards.</w:t>
+      </w:r>
+    </w:p>
+    <w:p>
+      <w:pPr>
+        <w:spacing w:line="336" w:lineRule="auto" w:after="180"/>
+        <w:shd w:fill="F1F6FC"/>
+      </w:pPr>
+      <w:r>
+        <w:rPr>
+          <w:b w:val="0"/>
+        </w:rPr>
+        <w:t>A complete rule also says what to do with tied scores, rather than choosing whichever appears first by accident.</w:t>
+      </w:r>
+    </w:p>
+    <w:p>
+      <w:pPr>
+        <w:pStyle w:val="Heading3"/>
+      </w:pPr>
+      <w:r>
         <w:t>What this example does not establish</w:t>
       </w:r>
     </w:p>
     <w:p>
-      <w:r>
+      <w:pPr>
+        <w:pStyle w:val="Heading3"/>
+      </w:pPr>
+      <w:r>
+        <w:t>Keep the stated limit</w:t>
+      </w:r>
+    </w:p>
+    <w:p>
+      <w:pPr>
+        <w:spacing w:line="336" w:lineRule="auto" w:after="180"/>
+        <w:shd w:fill="FFF5E6"/>
+      </w:pPr>
+      <w:r>
+        <w:rPr>
+          <w:b w:val="0"/>
+        </w:rPr>
         <w:t>A high feature-match score does not establish usefulness or suitability beyond the features represented.</w:t>
       </w:r>
     </w:p>
     <w:p>
-      <w:r>
+      <w:pPr>
+        <w:pStyle w:val="Heading3"/>
+      </w:pPr>
+      <w:r>
+        <w:t>Keep the stated limit</w:t>
+      </w:r>
+    </w:p>
+    <w:p>
+      <w:pPr>
+        <w:spacing w:line="336" w:lineRule="auto" w:after="180"/>
+        <w:shd w:fill="FFF5E6"/>
+      </w:pPr>
+      <w:r>
+        <w:rPr>
+          <w:b w:val="0"/>
+        </w:rPr>
         <w:t>Read the labelled picture: Point to the matches supporting C’s new score and explain why there is no tie.</w:t>
       </w:r>
     </w:p>
     <w:p>
-      <w:r>
-        <w:t>Change one thing: Keep original weights but change the target texture to rough. Predict the result before checking the explanation. What remains the same?</w:t>
+      <w:pPr>
+        <w:pStyle w:val="Heading3"/>
+      </w:pPr>
+      <w:r>
+        <w:t>Keep the stated limit</w:t>
+      </w:r>
+    </w:p>
+    <w:p>
+      <w:pPr>
+        <w:spacing w:line="336" w:lineRule="auto" w:after="180"/>
+        <w:shd w:fill="FFF5E6"/>
+      </w:pPr>
+      <w:r>
+        <w:rPr>
+          <w:b w:val="0"/>
+        </w:rPr>
+        <w:t xml:space="preserve">Change one thing: Keep original </w:t>
+      </w:r>
+      <w:r>
+        <w:rPr>
+          <w:b/>
+        </w:rPr>
+        <w:t>weight</w:t>
+      </w:r>
+      <w:r>
+        <w:rPr>
+          <w:b w:val="0"/>
+        </w:rPr>
+        <w:t>s but change the target texture to rough. Predict the result before checking the explanation. What remains the same?</w:t>
       </w:r>
     </w:p>
     <w:p>
@@ -1949,6 +3314,17 @@
     </w:p>
     <w:p>
       <w:r>
+        <w:t>Find the unsupported step in the Similarity claim and explain a repair using the supplied evidence.</w:t>
+      </w:r>
+    </w:p>
+    <w:p>
+      <w:pPr>
+        <w:spacing w:line="336" w:lineRule="auto" w:after="180"/>
+      </w:pPr>
+      <w:r>
+        <w:rPr>
+          <w:b/>
+        </w:rPr>
         <w:t>COMPARE</w:t>
       </w:r>
     </w:p>
@@ -1961,7 +3337,13 @@
       </w:r>
     </w:p>
     <w:p>
-      <w:r>
+      <w:pPr>
+        <w:spacing w:line="336" w:lineRule="auto" w:after="180"/>
+      </w:pPr>
+      <w:r>
+        <w:rPr>
+          <w:b w:val="0"/>
+        </w:rPr>
         <w:t>A comparison helps reveal the true concept boundary.</w:t>
       </w:r>
     </w:p>
@@ -2149,53 +3531,224 @@
       </w:r>
     </w:p>
     <w:p>
-      <w:r>
+      <w:pPr>
+        <w:pStyle w:val="Heading3"/>
+      </w:pPr>
+      <w:r>
+        <w:t>Challenge claim A</w:t>
+      </w:r>
+    </w:p>
+    <w:p>
+      <w:pPr>
+        <w:spacing w:line="336" w:lineRule="auto" w:after="180"/>
+        <w:shd w:fill="F5F1FB"/>
+      </w:pPr>
+      <w:r>
+        <w:rPr>
+          <w:b w:val="0"/>
+        </w:rPr>
         <w:t>CLAIM A  The nearest item is automatically the best recommendation.</w:t>
       </w:r>
     </w:p>
     <w:p>
-      <w:r>
+      <w:pPr>
+        <w:spacing w:line="336" w:lineRule="auto" w:after="180"/>
+      </w:pPr>
+      <w:r>
+        <w:rPr>
+          <w:b w:val="0"/>
+        </w:rPr>
         <w:t>Repair:</w:t>
       </w:r>
     </w:p>
     <w:p>
-      <w:r>
-        <w:t>CLAIM B  Two items have one permanent similarity score.</w:t>
-      </w:r>
-    </w:p>
-    <w:p>
-      <w:r>
+      <w:pPr>
+        <w:pStyle w:val="Heading3"/>
+      </w:pPr>
+      <w:r>
+        <w:t>Challenge claim B</w:t>
+      </w:r>
+    </w:p>
+    <w:p>
+      <w:pPr>
+        <w:spacing w:line="336" w:lineRule="auto" w:after="180"/>
+        <w:shd w:fill="F5F1FB"/>
+      </w:pPr>
+      <w:r>
+        <w:rPr>
+          <w:b w:val="0"/>
+        </w:rPr>
+        <w:t xml:space="preserve">CLAIM B  Two items have one permanent </w:t>
+      </w:r>
+      <w:r>
+        <w:rPr>
+          <w:b/>
+        </w:rPr>
+        <w:t>similarity</w:t>
+      </w:r>
+      <w:r>
+        <w:rPr>
+          <w:b w:val="0"/>
+        </w:rPr>
+        <w:t xml:space="preserve"> score.</w:t>
+      </w:r>
+    </w:p>
+    <w:p>
+      <w:pPr>
+        <w:spacing w:line="336" w:lineRule="auto" w:after="180"/>
+      </w:pPr>
+      <w:r>
+        <w:rPr>
+          <w:b w:val="0"/>
+        </w:rPr>
         <w:t>Repair:</w:t>
       </w:r>
     </w:p>
     <w:p>
-      <w:r>
-        <w:t>STRONG ANSWER FRAME  I claim ______ because the evidence shows ______. The process is ______. One limit is ______.</w:t>
-      </w:r>
-    </w:p>
-    <w:p>
       <w:pPr>
         <w:pStyle w:val="Heading3"/>
       </w:pPr>
       <w:r>
+        <w:t>A frame for explaining</w:t>
+      </w:r>
+    </w:p>
+    <w:p>
+      <w:pPr>
+        <w:spacing w:line="336" w:lineRule="auto" w:after="180"/>
+        <w:shd w:fill="F1F6FC"/>
+      </w:pPr>
+      <w:r>
+        <w:rPr>
+          <w:b w:val="0"/>
+        </w:rPr>
+        <w:t xml:space="preserve">STRONG ANSWER FRAME  I claim ______ because the </w:t>
+      </w:r>
+      <w:r>
+        <w:rPr>
+          <w:b/>
+        </w:rPr>
+        <w:t>evidence</w:t>
+      </w:r>
+      <w:r>
+        <w:rPr>
+          <w:b w:val="0"/>
+        </w:rPr>
+        <w:t xml:space="preserve"> shows ______. The </w:t>
+      </w:r>
+      <w:r>
+        <w:rPr>
+          <w:b/>
+        </w:rPr>
+        <w:t>process</w:t>
+      </w:r>
+      <w:r>
+        <w:rPr>
+          <w:b w:val="0"/>
+        </w:rPr>
+        <w:t xml:space="preserve"> is ______. One limit is ______.</w:t>
+      </w:r>
+    </w:p>
+    <w:p>
+      <w:pPr>
+        <w:pStyle w:val="Heading3"/>
+      </w:pPr>
+      <w:r>
         <w:t>A closer explanation</w:t>
       </w:r>
     </w:p>
     <w:p>
-      <w:r>
-        <w:t>Feature selection leaves information out. A card comparison ignores size and material unless those are included. A book comparison using topic and format may ignore language or reading difficulty. More features are not automatically better: irrelevant or repeatedly copied features can change a score without improving the decision.</w:t>
-      </w:r>
-    </w:p>
-    <w:p>
-      <w:r>
-        <w:t>A useful report states the purpose, candidates, selected features, weights, missing-value policy and tie policy. Check the proposed method on relevant cases that include ties and imperfect records. If it supports a recommendation, keep the explanation limited to what was actually compared.</w:t>
-      </w:r>
-    </w:p>
-    <w:p>
       <w:pPr>
         <w:pStyle w:val="Heading3"/>
       </w:pPr>
       <w:r>
+        <w:t>Check the claim against the facts</w:t>
+      </w:r>
+    </w:p>
+    <w:p>
+      <w:pPr>
+        <w:spacing w:line="336" w:lineRule="auto" w:after="180"/>
+        <w:shd w:fill="FFF5E6"/>
+      </w:pPr>
+      <w:r>
+        <w:rPr>
+          <w:b w:val="0"/>
+        </w:rPr>
+        <w:t>Feature selection leaves information out. A card comparison ignores size and material unless those are included. A book comparison using topic and format may ignore language or reading difficulty.</w:t>
+      </w:r>
+    </w:p>
+    <w:p>
+      <w:pPr>
+        <w:spacing w:line="336" w:lineRule="auto" w:after="180"/>
+        <w:shd w:fill="FFF5E6"/>
+      </w:pPr>
+      <w:r>
+        <w:rPr>
+          <w:b w:val="0"/>
+        </w:rPr>
+        <w:t>More features are not automatically better: irrelevant or repeatedly copied features can change a score without improving the decision.</w:t>
+      </w:r>
+    </w:p>
+    <w:p>
+      <w:pPr>
+        <w:pStyle w:val="Heading3"/>
+      </w:pPr>
+      <w:r>
+        <w:t>Check the claim against the facts</w:t>
+      </w:r>
+    </w:p>
+    <w:p>
+      <w:pPr>
+        <w:spacing w:line="336" w:lineRule="auto" w:after="180"/>
+        <w:shd w:fill="FFF5E6"/>
+      </w:pPr>
+      <w:r>
+        <w:rPr>
+          <w:b w:val="0"/>
+        </w:rPr>
+        <w:t xml:space="preserve">A useful report states the purpose, </w:t>
+      </w:r>
+      <w:r>
+        <w:rPr>
+          <w:b/>
+        </w:rPr>
+        <w:t>candidate</w:t>
+      </w:r>
+      <w:r>
+        <w:rPr>
+          <w:b w:val="0"/>
+        </w:rPr>
+        <w:t xml:space="preserve">s, selected features, </w:t>
+      </w:r>
+      <w:r>
+        <w:rPr>
+          <w:b/>
+        </w:rPr>
+        <w:t>weight</w:t>
+      </w:r>
+      <w:r>
+        <w:rPr>
+          <w:b w:val="0"/>
+        </w:rPr>
+        <w:t>s, missing-value policy and tie policy. Check the proposed method on relevant cases that include ties and imperfect records.</w:t>
+      </w:r>
+    </w:p>
+    <w:p>
+      <w:pPr>
+        <w:spacing w:line="336" w:lineRule="auto" w:after="180"/>
+        <w:shd w:fill="FFF5E6"/>
+      </w:pPr>
+      <w:r>
+        <w:rPr>
+          <w:b w:val="0"/>
+        </w:rPr>
+        <w:t>If it supports a recommendation, keep the explanation limited to what was actually compared.</w:t>
+      </w:r>
+    </w:p>
+    <w:p>
+      <w:pPr>
+        <w:pStyle w:val="Heading3"/>
+      </w:pPr>
+      <w:r>
         <w:t>A learner says A is objectively the closest card because it won the original comparison. Use the changed texture weight and the added candidate D to explain why the claim needs qualification</w:t>
       </w:r>
     </w:p>
@@ -2229,6 +3782,17 @@
     </w:p>
     <w:p>
       <w:r>
+        <w:t>Practise Similarity with support, then explain the deciding step in your own words.</w:t>
+      </w:r>
+    </w:p>
+    <w:p>
+      <w:pPr>
+        <w:spacing w:line="336" w:lineRule="auto" w:after="180"/>
+      </w:pPr>
+      <w:r>
+        <w:rPr>
+          <w:b/>
+        </w:rPr>
         <w:t>GUIDED PRACTICE</w:t>
       </w:r>
     </w:p>
@@ -2241,7 +3805,13 @@
       </w:r>
     </w:p>
     <w:p>
-      <w:r>
+      <w:pPr>
+        <w:spacing w:line="336" w:lineRule="auto" w:after="180"/>
+      </w:pPr>
+      <w:r>
+        <w:rPr>
+          <w:b w:val="0"/>
+        </w:rPr>
         <w:t>Use support now so you can succeed independently later.</w:t>
       </w:r>
     </w:p>
@@ -2282,46 +3852,204 @@
       </w:r>
     </w:p>
     <w:p>
-      <w:r>
+      <w:pPr>
+        <w:spacing w:line="336" w:lineRule="auto" w:after="180"/>
+      </w:pPr>
+      <w:r>
+        <w:rPr>
+          <w:b w:val="0"/>
+        </w:rPr>
         <w:t>Explain how the picture story demonstrates this idea: Recommendations often begin by comparing selected traits, not whole objects.</w:t>
       </w:r>
     </w:p>
     <w:p>
-      <w:r>
-        <w:t>Use a fresh example to explain similarity.</w:t>
-      </w:r>
-    </w:p>
-    <w:p>
-      <w:r>
-        <w:t>Trace a new input → process → output example.</w:t>
-      </w:r>
-    </w:p>
-    <w:p>
-      <w:r>
-        <w:t>Find and repair the error in: Two items have one permanent similarity score.</w:t>
-      </w:r>
-    </w:p>
-    <w:p>
-      <w:r>
+      <w:pPr>
+        <w:spacing w:line="336" w:lineRule="auto" w:after="180"/>
+      </w:pPr>
+      <w:r>
+        <w:rPr>
+          <w:b w:val="0"/>
+        </w:rPr>
+        <w:t xml:space="preserve">Use a fresh example to explain </w:t>
+      </w:r>
+      <w:r>
+        <w:rPr>
+          <w:b/>
+        </w:rPr>
+        <w:t>similarity</w:t>
+      </w:r>
+      <w:r>
+        <w:rPr>
+          <w:b w:val="0"/>
+        </w:rPr>
+        <w:t>.</w:t>
+      </w:r>
+    </w:p>
+    <w:p>
+      <w:pPr>
+        <w:spacing w:line="336" w:lineRule="auto" w:after="180"/>
+      </w:pPr>
+      <w:r>
+        <w:rPr>
+          <w:b w:val="0"/>
+        </w:rPr>
+        <w:t xml:space="preserve">Trace a new </w:t>
+      </w:r>
+      <w:r>
+        <w:rPr>
+          <w:b/>
+        </w:rPr>
+        <w:t>input</w:t>
+      </w:r>
+      <w:r>
+        <w:rPr>
+          <w:b w:val="0"/>
+        </w:rPr>
+        <w:t xml:space="preserve"> → </w:t>
+      </w:r>
+      <w:r>
+        <w:rPr>
+          <w:b/>
+        </w:rPr>
+        <w:t>process</w:t>
+      </w:r>
+      <w:r>
+        <w:rPr>
+          <w:b w:val="0"/>
+        </w:rPr>
+        <w:t xml:space="preserve"> → </w:t>
+      </w:r>
+      <w:r>
+        <w:rPr>
+          <w:b/>
+        </w:rPr>
+        <w:t>output</w:t>
+      </w:r>
+      <w:r>
+        <w:rPr>
+          <w:b w:val="0"/>
+        </w:rPr>
+        <w:t xml:space="preserve"> example.</w:t>
+      </w:r>
+    </w:p>
+    <w:p>
+      <w:pPr>
+        <w:spacing w:line="336" w:lineRule="auto" w:after="180"/>
+      </w:pPr>
+      <w:r>
+        <w:rPr>
+          <w:b w:val="0"/>
+        </w:rPr>
+        <w:t xml:space="preserve">Find and repair the error in: Two items have one permanent </w:t>
+      </w:r>
+      <w:r>
+        <w:rPr>
+          <w:b/>
+        </w:rPr>
+        <w:t>similarity</w:t>
+      </w:r>
+      <w:r>
+        <w:rPr>
+          <w:b w:val="0"/>
+        </w:rPr>
+        <w:t xml:space="preserve"> score.</w:t>
+      </w:r>
+    </w:p>
+    <w:p>
+      <w:pPr>
+        <w:spacing w:line="336" w:lineRule="auto" w:after="180"/>
+      </w:pPr>
+      <w:r>
+        <w:rPr>
+          <w:b w:val="0"/>
+        </w:rPr>
         <w:t>Invent one edge case and name the safe response.</w:t>
       </w:r>
     </w:p>
     <w:p>
-      <w:r>
-        <w:t>PARTNER CHECK  Point to the evidence. Do not accept an answer that only repeats the vocabulary word.</w:t>
-      </w:r>
-    </w:p>
-    <w:p>
       <w:pPr>
         <w:pStyle w:val="Heading3"/>
       </w:pPr>
       <w:r>
+        <w:t>Check with a partner</w:t>
+      </w:r>
+    </w:p>
+    <w:p>
+      <w:pPr>
+        <w:spacing w:line="336" w:lineRule="auto" w:after="180"/>
+        <w:shd w:fill="F5F1FB"/>
+      </w:pPr>
+      <w:r>
+        <w:rPr>
+          <w:b w:val="0"/>
+        </w:rPr>
+        <w:t xml:space="preserve">PARTNER CHECK  Point to the </w:t>
+      </w:r>
+      <w:r>
+        <w:rPr>
+          <w:b/>
+        </w:rPr>
+        <w:t>evidence</w:t>
+      </w:r>
+      <w:r>
+        <w:rPr>
+          <w:b w:val="0"/>
+        </w:rPr>
+        <w:t>. Do not accept an answer that only repeats the vocabulary word.</w:t>
+      </w:r>
+    </w:p>
+    <w:p>
+      <w:pPr>
+        <w:pStyle w:val="Heading3"/>
+      </w:pPr>
+      <w:r>
         <w:t>A closer explanation</w:t>
       </w:r>
     </w:p>
     <w:p>
-      <w:r>
-        <w:t>Add candidate D: blue, round, smooth. Under the original one-point rule, D scores 2, tying A. Our policy is to return every candidate with the largest score, so the result is A and D. Returning only the first row would silently introduce a different policy.</w:t>
+      <w:pPr>
+        <w:spacing w:line="336" w:lineRule="auto" w:after="180"/>
+      </w:pPr>
+      <w:r>
+        <w:rPr>
+          <w:b w:val="0"/>
+        </w:rPr>
+        <w:t xml:space="preserve">Add </w:t>
+      </w:r>
+      <w:r>
+        <w:rPr>
+          <w:b/>
+        </w:rPr>
+        <w:t>candidate</w:t>
+      </w:r>
+      <w:r>
+        <w:rPr>
+          <w:b w:val="0"/>
+        </w:rPr>
+        <w:t xml:space="preserve"> D: blue, round, smooth. Under the original one-point rule, D scores 2, tying A. Our policy is to return every </w:t>
+      </w:r>
+      <w:r>
+        <w:rPr>
+          <w:b/>
+        </w:rPr>
+        <w:t>candidate</w:t>
+      </w:r>
+      <w:r>
+        <w:rPr>
+          <w:b w:val="0"/>
+        </w:rPr>
+        <w:t xml:space="preserve"> with the largest score, so the result is A and D.</w:t>
+      </w:r>
+    </w:p>
+    <w:p>
+      <w:pPr>
+        <w:spacing w:line="336" w:lineRule="auto" w:after="180"/>
+      </w:pPr>
+      <w:r>
+        <w:rPr>
+          <w:b w:val="0"/>
+        </w:rPr>
+        <w:t>Returning only the first row would silently introduce a different policy.</w:t>
       </w:r>
     </w:p>
     <w:p>
@@ -2368,8 +4096,25 @@
       </w:r>
     </w:p>
     <w:p>
-      <w:r>
-        <w:t>If a required comparison value is missing, our classroom policy pauses the final ranking and requests the missing value. Retain the known contributions and the reason for the pause. A different policy could be designed, but it would need to be explicit and checked for its effects. Unknown and different are separate states.</w:t>
+      <w:pPr>
+        <w:spacing w:line="336" w:lineRule="auto" w:after="180"/>
+      </w:pPr>
+      <w:r>
+        <w:rPr>
+          <w:b w:val="0"/>
+        </w:rPr>
+        <w:t>If a required comparison value is missing, our classroom policy pauses the final ranking and requests the missing value. Retain the known contributions and the reason for the pause.</w:t>
+      </w:r>
+    </w:p>
+    <w:p>
+      <w:pPr>
+        <w:spacing w:line="336" w:lineRule="auto" w:after="180"/>
+      </w:pPr>
+      <w:r>
+        <w:rPr>
+          <w:b w:val="0"/>
+        </w:rPr>
+        <w:t>A different policy could be designed, but it would need to be explicit and checked for its effects. Unknown and different are separate states.</w:t>
       </w:r>
     </w:p>
     <w:p>
@@ -2381,8 +4126,38 @@
       </w:r>
     </w:p>
     <w:p>
-      <w:r>
-        <w:t>Use workbook W2 for the connected example “Similarity and selected features”. First fill the input and rule boxes. Try the middle steps before asking for a hint. After a hint, try the next step yourself.</w:t>
+      <w:pPr>
+        <w:spacing w:line="336" w:lineRule="auto" w:after="180"/>
+      </w:pPr>
+      <w:r>
+        <w:rPr>
+          <w:b w:val="0"/>
+        </w:rPr>
+        <w:t>Use workbook W2 for the connected example “</w:t>
+      </w:r>
+      <w:r>
+        <w:rPr>
+          <w:b/>
+        </w:rPr>
+        <w:t>Similarity</w:t>
+      </w:r>
+      <w:r>
+        <w:rPr>
+          <w:b w:val="0"/>
+        </w:rPr>
+        <w:t xml:space="preserve"> and selected features”. First fill the </w:t>
+      </w:r>
+      <w:r>
+        <w:rPr>
+          <w:b/>
+        </w:rPr>
+        <w:t>input</w:t>
+      </w:r>
+      <w:r>
+        <w:rPr>
+          <w:b w:val="0"/>
+        </w:rPr>
+        <w:t xml:space="preserve"> and rule boxes. Try the middle steps before asking for a hint. After a hint, try the next step yourself.</w:t>
       </w:r>
     </w:p>
     <w:tbl>
@@ -2465,7 +4240,13 @@
       </w:tr>
     </w:tbl>
     <w:p>
-      <w:r>
+      <w:pPr>
+        <w:spacing w:line="336" w:lineRule="auto" w:after="180"/>
+      </w:pPr>
+      <w:r>
+        <w:rPr>
+          <w:b w:val="0"/>
+        </w:rPr>
         <w:t>Explain your trace to a partner. Your partner points to one step to check. Swap roles on the next case. Each person writes their own explanation.</w:t>
       </w:r>
     </w:p>
@@ -2478,12 +4259,47 @@
       </w:r>
     </w:p>
     <w:p>
-      <w:r>
-        <w:t>Use the worked case for Similarity and selected features. Proposed explanation: “Similar has one objective meaning for every task”. Decide whether this explanation is supported. Point to the step or supplied fact that decides; explain your repair if needed.</w:t>
-      </w:r>
-    </w:p>
-    <w:p>
-      <w:r>
+      <w:pPr>
+        <w:spacing w:line="336" w:lineRule="auto" w:after="180"/>
+      </w:pPr>
+      <w:r>
+        <w:rPr>
+          <w:b w:val="0"/>
+        </w:rPr>
+        <w:t xml:space="preserve">Use the worked case for </w:t>
+      </w:r>
+      <w:r>
+        <w:rPr>
+          <w:b/>
+        </w:rPr>
+        <w:t>Similarity</w:t>
+      </w:r>
+      <w:r>
+        <w:rPr>
+          <w:b w:val="0"/>
+        </w:rPr>
+        <w:t xml:space="preserve"> and selected features. Proposed explanation: “Similar has one objective meaning for every task”. Decide whether this explanation is supported.</w:t>
+      </w:r>
+    </w:p>
+    <w:p>
+      <w:pPr>
+        <w:spacing w:line="336" w:lineRule="auto" w:after="180"/>
+      </w:pPr>
+      <w:r>
+        <w:rPr>
+          <w:b w:val="0"/>
+        </w:rPr>
+        <w:t>Point to the step or supplied fact that decides; explain your repair if needed.</w:t>
+      </w:r>
+    </w:p>
+    <w:p>
+      <w:pPr>
+        <w:spacing w:line="336" w:lineRule="auto" w:after="180"/>
+      </w:pPr>
+      <w:r>
+        <w:rPr>
+          <w:b w:val="0"/>
+        </w:rPr>
         <w:t>Answer on your own before discussion. If you are unsure, say which step you need help with.</w:t>
       </w:r>
     </w:p>
@@ -2496,7 +4312,13 @@
       </w:r>
     </w:p>
     <w:p>
-      <w:r>
+      <w:pPr>
+        <w:spacing w:line="336" w:lineRule="auto" w:after="180"/>
+      </w:pPr>
+      <w:r>
+        <w:rPr>
+          <w:b w:val="0"/>
+        </w:rPr>
         <w:t>Point to the matches supporting C’s new score and explain why there is no tie.</w:t>
       </w:r>
     </w:p>
@@ -2529,7 +4351,13 @@
       </w:r>
     </w:p>
     <w:p>
-      <w:r>
+      <w:pPr>
+        <w:spacing w:line="336" w:lineRule="auto" w:after="180"/>
+      </w:pPr>
+      <w:r>
+        <w:rPr>
+          <w:b w:val="0"/>
+        </w:rPr>
         <w:t>This is supported practice. Keep the separately named independent case for an attempt before feedback.</w:t>
       </w:r>
     </w:p>
@@ -2543,6 +4371,17 @@
     </w:p>
     <w:p>
       <w:r>
+        <w:t>Investigate Similarity. Record the prediction, actual observation or labelled paper trace, explanation and next test separately.</w:t>
+      </w:r>
+    </w:p>
+    <w:p>
+      <w:pPr>
+        <w:spacing w:line="336" w:lineRule="auto" w:after="180"/>
+      </w:pPr>
+      <w:r>
+        <w:rPr>
+          <w:b/>
+        </w:rPr>
         <w:t>EXPLORER LAB</w:t>
       </w:r>
     </w:p>
@@ -2555,8 +4394,26 @@
       </w:r>
     </w:p>
     <w:p>
-      <w:r>
-        <w:t>Predict first, test honestly, and explain what the evidence means.</w:t>
+      <w:pPr>
+        <w:spacing w:line="336" w:lineRule="auto" w:after="180"/>
+      </w:pPr>
+      <w:r>
+        <w:rPr>
+          <w:b w:val="0"/>
+        </w:rPr>
+        <w:t xml:space="preserve">Predict first, test honestly, and explain what the </w:t>
+      </w:r>
+      <w:r>
+        <w:rPr>
+          <w:b/>
+        </w:rPr>
+        <w:t>evidence</w:t>
+      </w:r>
+      <w:r>
+        <w:rPr>
+          <w:b w:val="0"/>
+        </w:rPr>
+        <w:t xml:space="preserve"> means.</w:t>
       </w:r>
     </w:p>
     <w:p>
@@ -2596,27 +4453,126 @@
       </w:r>
     </w:p>
     <w:p>
-      <w:r>
-        <w:t>State your prediction before the result is known.</w:t>
-      </w:r>
-    </w:p>
-    <w:p>
-      <w:r>
+      <w:pPr>
+        <w:pStyle w:val="Heading3"/>
+      </w:pPr>
+      <w:r>
+        <w:t>1. Predict</w:t>
+      </w:r>
+    </w:p>
+    <w:p>
+      <w:pPr>
+        <w:spacing w:line="336" w:lineRule="auto" w:after="180"/>
+        <w:shd w:fill="F4F9FC"/>
+      </w:pPr>
+      <w:r>
+        <w:rPr>
+          <w:b w:val="0"/>
+        </w:rPr>
+        <w:t xml:space="preserve">State your </w:t>
+      </w:r>
+      <w:r>
+        <w:rPr>
+          <w:b/>
+        </w:rPr>
+        <w:t>prediction</w:t>
+      </w:r>
+      <w:r>
+        <w:rPr>
+          <w:b w:val="0"/>
+        </w:rPr>
+        <w:t xml:space="preserve"> before the result is known.</w:t>
+      </w:r>
+    </w:p>
+    <w:p>
+      <w:pPr>
+        <w:pStyle w:val="Heading3"/>
+      </w:pPr>
+      <w:r>
+        <w:t>2. Investigate</w:t>
+      </w:r>
+    </w:p>
+    <w:p>
+      <w:pPr>
+        <w:spacing w:line="336" w:lineRule="auto" w:after="180"/>
+        <w:shd w:fill="F4F9FC"/>
+      </w:pPr>
+      <w:r>
+        <w:rPr>
+          <w:b w:val="0"/>
+        </w:rPr>
         <w:t>Complete the task: Create a trait map and find two different 'nearest' items.</w:t>
       </w:r>
     </w:p>
     <w:p>
-      <w:r>
+      <w:pPr>
+        <w:pStyle w:val="Heading3"/>
+      </w:pPr>
+      <w:r>
+        <w:t>3. Compare cases</w:t>
+      </w:r>
+    </w:p>
+    <w:p>
+      <w:pPr>
+        <w:spacing w:line="336" w:lineRule="auto" w:after="180"/>
+        <w:shd w:fill="F4F9FC"/>
+      </w:pPr>
+      <w:r>
+        <w:rPr>
+          <w:b w:val="0"/>
+        </w:rPr>
         <w:t>Keep a normal case and an edge case clearly separated.</w:t>
       </w:r>
     </w:p>
     <w:p>
-      <w:r>
-        <w:t>Record what happened—even when it does not match your prediction.</w:t>
-      </w:r>
-    </w:p>
-    <w:p>
-      <w:r>
+      <w:pPr>
+        <w:pStyle w:val="Heading3"/>
+      </w:pPr>
+      <w:r>
+        <w:t>4. Record honestly</w:t>
+      </w:r>
+    </w:p>
+    <w:p>
+      <w:pPr>
+        <w:spacing w:line="336" w:lineRule="auto" w:after="180"/>
+        <w:shd w:fill="F4F9FC"/>
+      </w:pPr>
+      <w:r>
+        <w:rPr>
+          <w:b w:val="0"/>
+        </w:rPr>
+        <w:t xml:space="preserve">Record what happened—even when it does not match your </w:t>
+      </w:r>
+      <w:r>
+        <w:rPr>
+          <w:b/>
+        </w:rPr>
+        <w:t>prediction</w:t>
+      </w:r>
+      <w:r>
+        <w:rPr>
+          <w:b w:val="0"/>
+        </w:rPr>
+        <w:t>.</w:t>
+      </w:r>
+    </w:p>
+    <w:p>
+      <w:pPr>
+        <w:pStyle w:val="Heading3"/>
+      </w:pPr>
+      <w:r>
+        <w:t>5. Explain and plan the next test</w:t>
+      </w:r>
+    </w:p>
+    <w:p>
+      <w:pPr>
+        <w:spacing w:line="336" w:lineRule="auto" w:after="180"/>
+        <w:shd w:fill="F4F9FC"/>
+      </w:pPr>
+      <w:r>
+        <w:rPr>
+          <w:b w:val="0"/>
+        </w:rPr>
         <w:t>Explain the result, one limitation, and the next useful test.</w:t>
       </w:r>
     </w:p>
@@ -2751,7 +4707,22 @@
       </w:tr>
     </w:tbl>
     <w:p>
-      <w:r>
+      <w:pPr>
+        <w:pStyle w:val="Heading3"/>
+      </w:pPr>
+      <w:r>
+        <w:t>Use a fresh case after support</w:t>
+      </w:r>
+    </w:p>
+    <w:p>
+      <w:pPr>
+        <w:spacing w:line="336" w:lineRule="auto" w:after="180"/>
+        <w:shd w:fill="FFF5E6"/>
+      </w:pPr>
+      <w:r>
+        <w:rPr>
+          <w:b w:val="0"/>
+        </w:rPr>
         <w:t>INDEPENDENCE  After support is removed, repeat the proof with a fresh case.</w:t>
       </w:r>
     </w:p>
@@ -2764,7 +4735,13 @@
       </w:r>
     </w:p>
     <w:p>
-      <w:r>
+      <w:pPr>
+        <w:spacing w:line="336" w:lineRule="auto" w:after="180"/>
+      </w:pPr>
+      <w:r>
+        <w:rPr>
+          <w:b w:val="0"/>
+        </w:rPr>
         <w:t>Before trying: what do I expect, and why? While trying: which step could first go wrong? Afterwards: what did I actually observe, and what should change? Keep “not run” if you only traced the procedure.</w:t>
       </w:r>
     </w:p>
@@ -2778,6 +4755,17 @@
     </w:p>
     <w:p>
       <w:r>
+        <w:t>Move from recall to tracing, diagnosis and transfer in Similarity. Explain why each step is justified.</w:t>
+      </w:r>
+    </w:p>
+    <w:p>
+      <w:pPr>
+        <w:spacing w:line="336" w:lineRule="auto" w:after="180"/>
+      </w:pPr>
+      <w:r>
+        <w:rPr>
+          <w:b/>
+        </w:rPr>
         <w:t>PRACTICE LADDER</w:t>
       </w:r>
     </w:p>
@@ -2790,7 +4778,13 @@
       </w:r>
     </w:p>
     <w:p>
-      <w:r>
+      <w:pPr>
+        <w:spacing w:line="336" w:lineRule="auto" w:after="180"/>
+      </w:pPr>
+      <w:r>
+        <w:rPr>
+          <w:b w:val="0"/>
+        </w:rPr>
         <w:t>Each step asks for a stronger kind of understanding.</w:t>
       </w:r>
     </w:p>
@@ -2831,42 +4825,178 @@
       </w:r>
     </w:p>
     <w:p>
-      <w:r>
-        <w:t>RECALL  Define similarity.</w:t>
-      </w:r>
-    </w:p>
-    <w:p>
-      <w:r>
+      <w:pPr>
+        <w:spacing w:line="336" w:lineRule="auto" w:after="180"/>
+        <w:shd w:fill="F4F9FC"/>
+      </w:pPr>
+      <w:r>
+        <w:rPr>
+          <w:b w:val="0"/>
+        </w:rPr>
+        <w:t xml:space="preserve">RECALL  Define </w:t>
+      </w:r>
+      <w:r>
+        <w:rPr>
+          <w:b/>
+        </w:rPr>
+        <w:t>similarity</w:t>
+      </w:r>
+      <w:r>
+        <w:rPr>
+          <w:b w:val="0"/>
+        </w:rPr>
+        <w:t>.</w:t>
+      </w:r>
+    </w:p>
+    <w:p>
+      <w:pPr>
+        <w:spacing w:line="336" w:lineRule="auto" w:after="180"/>
+        <w:shd w:fill="F4F9FC"/>
+      </w:pPr>
+      <w:r>
+        <w:rPr>
+          <w:b w:val="0"/>
+        </w:rPr>
         <w:t>EXPLAIN  Recommendations often begin by comparing selected traits, not whole objects.</w:t>
       </w:r>
     </w:p>
     <w:p>
-      <w:r>
-        <w:t>TRACE  Show the input, process, and output.</w:t>
-      </w:r>
-    </w:p>
-    <w:p>
-      <w:r>
+      <w:pPr>
+        <w:spacing w:line="336" w:lineRule="auto" w:after="180"/>
+        <w:shd w:fill="F4F9FC"/>
+      </w:pPr>
+      <w:r>
+        <w:rPr>
+          <w:b w:val="0"/>
+        </w:rPr>
+        <w:t xml:space="preserve">TRACE  Show the </w:t>
+      </w:r>
+      <w:r>
+        <w:rPr>
+          <w:b/>
+        </w:rPr>
+        <w:t>input</w:t>
+      </w:r>
+      <w:r>
+        <w:rPr>
+          <w:b w:val="0"/>
+        </w:rPr>
+        <w:t xml:space="preserve">, </w:t>
+      </w:r>
+      <w:r>
+        <w:rPr>
+          <w:b/>
+        </w:rPr>
+        <w:t>process</w:t>
+      </w:r>
+      <w:r>
+        <w:rPr>
+          <w:b w:val="0"/>
+        </w:rPr>
+        <w:t xml:space="preserve">, and </w:t>
+      </w:r>
+      <w:r>
+        <w:rPr>
+          <w:b/>
+        </w:rPr>
+        <w:t>output</w:t>
+      </w:r>
+      <w:r>
+        <w:rPr>
+          <w:b w:val="0"/>
+        </w:rPr>
+        <w:t>.</w:t>
+      </w:r>
+    </w:p>
+    <w:p>
+      <w:pPr>
+        <w:spacing w:line="336" w:lineRule="auto" w:after="180"/>
+        <w:shd w:fill="F4F9FC"/>
+      </w:pPr>
+      <w:r>
+        <w:rPr>
+          <w:b w:val="0"/>
+        </w:rPr>
         <w:t>DIAGNOSE  Repair: The nearest item is automatically the best recommendation.</w:t>
       </w:r>
     </w:p>
     <w:p>
-      <w:r>
+      <w:pPr>
+        <w:spacing w:line="336" w:lineRule="auto" w:after="180"/>
+        <w:shd w:fill="F4F9FC"/>
+      </w:pPr>
+      <w:r>
+        <w:rPr>
+          <w:b w:val="0"/>
+        </w:rPr>
         <w:t>TRANSFER  Apply the idea to a new home or classroom case.</w:t>
       </w:r>
     </w:p>
     <w:p>
-      <w:r>
+      <w:pPr>
+        <w:spacing w:line="336" w:lineRule="auto" w:after="180"/>
+        <w:shd w:fill="F4F9FC"/>
+      </w:pPr>
+      <w:r>
+        <w:rPr>
+          <w:b w:val="0"/>
+        </w:rPr>
         <w:t>CREATE  Design one revealing test.</w:t>
       </w:r>
     </w:p>
     <w:p>
-      <w:r>
-        <w:t>DEFEND  Give a claim, evidence, mechanism, limit, and safe action.</w:t>
-      </w:r>
-    </w:p>
-    <w:p>
-      <w:r>
+      <w:pPr>
+        <w:spacing w:line="336" w:lineRule="auto" w:after="180"/>
+        <w:shd w:fill="F4F9FC"/>
+      </w:pPr>
+      <w:r>
+        <w:rPr>
+          <w:b w:val="0"/>
+        </w:rPr>
+        <w:t xml:space="preserve">DEFEND  Give a claim, </w:t>
+      </w:r>
+      <w:r>
+        <w:rPr>
+          <w:b/>
+        </w:rPr>
+        <w:t>evidence</w:t>
+      </w:r>
+      <w:r>
+        <w:rPr>
+          <w:b w:val="0"/>
+        </w:rPr>
+        <w:t xml:space="preserve">, </w:t>
+      </w:r>
+      <w:r>
+        <w:rPr>
+          <w:b/>
+        </w:rPr>
+        <w:t>mechanism</w:t>
+      </w:r>
+      <w:r>
+        <w:rPr>
+          <w:b w:val="0"/>
+        </w:rPr>
+        <w:t>, limit, and safe action.</w:t>
+      </w:r>
+    </w:p>
+    <w:p>
+      <w:pPr>
+        <w:pStyle w:val="Heading3"/>
+      </w:pPr>
+      <w:r>
+        <w:t>When to retry</w:t>
+      </w:r>
+    </w:p>
+    <w:p>
+      <w:pPr>
+        <w:spacing w:line="336" w:lineRule="auto" w:after="180"/>
+        <w:shd w:fill="F1F6F8"/>
+      </w:pPr>
+      <w:r>
+        <w:rPr>
+          <w:b w:val="0"/>
+        </w:rPr>
         <w:t>RETRY RULE  A coached answer becomes mastery only after you solve a different case independently.</w:t>
       </w:r>
     </w:p>
@@ -2880,6 +5010,17 @@
     </w:p>
     <w:p>
       <w:r>
+        <w:t>Apply this week’s idea to Helpful Classroom Sorter. Keep an annotated decision and the evidence supporting it.</w:t>
+      </w:r>
+    </w:p>
+    <w:p>
+      <w:pPr>
+        <w:spacing w:line="336" w:lineRule="auto" w:after="180"/>
+      </w:pPr>
+      <w:r>
+        <w:rPr>
+          <w:b/>
+        </w:rPr>
         <w:t>PROJECT</w:t>
       </w:r>
     </w:p>
@@ -2892,8 +5033,26 @@
       </w:r>
     </w:p>
     <w:p>
-      <w:r>
-        <w:t>Build one coherent system across the year, one evidence-based decision at a time.</w:t>
+      <w:pPr>
+        <w:spacing w:line="336" w:lineRule="auto" w:after="180"/>
+      </w:pPr>
+      <w:r>
+        <w:rPr>
+          <w:b w:val="0"/>
+        </w:rPr>
+        <w:t xml:space="preserve">Build one coherent system across the year, one </w:t>
+      </w:r>
+      <w:r>
+        <w:rPr>
+          <w:b/>
+        </w:rPr>
+        <w:t>evidence</w:t>
+      </w:r>
+      <w:r>
+        <w:rPr>
+          <w:b w:val="0"/>
+        </w:rPr>
+        <w:t>-based decision at a time.</w:t>
       </w:r>
     </w:p>
     <w:p>
@@ -2933,32 +5092,110 @@
       </w:r>
     </w:p>
     <w:p>
-      <w:r>
-        <w:t>THIS WEEK'S CHECKPOINT  Choose two useful item traits for similarity-based sorting and explain why each deserves its weight.</w:t>
-      </w:r>
-    </w:p>
-    <w:p>
-      <w:r>
+      <w:pPr>
+        <w:spacing w:line="336" w:lineRule="auto" w:after="180"/>
+        <w:shd w:fill="EDF7F3"/>
+      </w:pPr>
+      <w:r>
+        <w:rPr>
+          <w:b w:val="0"/>
+        </w:rPr>
+        <w:t xml:space="preserve">THIS WEEK'S CHECKPOINT  Choose two useful item traits for </w:t>
+      </w:r>
+      <w:r>
+        <w:rPr>
+          <w:b/>
+        </w:rPr>
+        <w:t>similarity</w:t>
+      </w:r>
+      <w:r>
+        <w:rPr>
+          <w:b w:val="0"/>
+        </w:rPr>
+        <w:t xml:space="preserve">-based sorting and explain why each deserves its </w:t>
+      </w:r>
+      <w:r>
+        <w:rPr>
+          <w:b/>
+        </w:rPr>
+        <w:t>weight</w:t>
+      </w:r>
+      <w:r>
+        <w:rPr>
+          <w:b w:val="0"/>
+        </w:rPr>
+        <w:t>.</w:t>
+      </w:r>
+    </w:p>
+    <w:p>
+      <w:pPr>
+        <w:spacing w:line="336" w:lineRule="auto" w:after="180"/>
+        <w:shd w:fill="F5F1FB"/>
+      </w:pPr>
+      <w:r>
+        <w:rPr>
+          <w:b w:val="0"/>
+        </w:rPr>
         <w:t>What real classroom need does this serve?</w:t>
       </w:r>
     </w:p>
     <w:p>
-      <w:r>
+      <w:pPr>
+        <w:spacing w:line="336" w:lineRule="auto" w:after="180"/>
+        <w:shd w:fill="F5F1FB"/>
+      </w:pPr>
+      <w:r>
+        <w:rPr>
+          <w:b w:val="0"/>
+        </w:rPr>
         <w:t>What information is necessary—and what should stay private?</w:t>
       </w:r>
     </w:p>
     <w:p>
-      <w:r>
-        <w:t>What happens inside the process?</w:t>
-      </w:r>
-    </w:p>
-    <w:p>
-      <w:r>
+      <w:pPr>
+        <w:spacing w:line="336" w:lineRule="auto" w:after="180"/>
+        <w:shd w:fill="F5F1FB"/>
+      </w:pPr>
+      <w:r>
+        <w:rPr>
+          <w:b w:val="0"/>
+        </w:rPr>
+        <w:t xml:space="preserve">What happens inside the </w:t>
+      </w:r>
+      <w:r>
+        <w:rPr>
+          <w:b/>
+        </w:rPr>
+        <w:t>process</w:t>
+      </w:r>
+      <w:r>
+        <w:rPr>
+          <w:b w:val="0"/>
+        </w:rPr>
+        <w:t>?</w:t>
+      </w:r>
+    </w:p>
+    <w:p>
+      <w:pPr>
+        <w:spacing w:line="336" w:lineRule="auto" w:after="180"/>
+        <w:shd w:fill="F5F1FB"/>
+      </w:pPr>
+      <w:r>
+        <w:rPr>
+          <w:b w:val="0"/>
+        </w:rPr>
         <w:t>What normal and edge cases will you test?</w:t>
       </w:r>
     </w:p>
     <w:p>
-      <w:r>
+      <w:pPr>
+        <w:spacing w:line="336" w:lineRule="auto" w:after="180"/>
+        <w:shd w:fill="F5F1FB"/>
+      </w:pPr>
+      <w:r>
+        <w:rPr>
+          <w:b w:val="0"/>
+        </w:rPr>
         <w:t>When should it say not sure or ask a person?</w:t>
       </w:r>
     </w:p>
@@ -2999,12 +5236,45 @@
       </w:r>
     </w:p>
     <w:p>
-      <w:r>
-        <w:t>RESPONSIBLE DESIGN  Similarity is a tool designed for a purpose, not a universal property.</w:t>
-      </w:r>
-    </w:p>
-    <w:p>
-      <w:r>
+      <w:pPr>
+        <w:pStyle w:val="Heading3"/>
+      </w:pPr>
+      <w:r>
+        <w:t>Responsible design</w:t>
+      </w:r>
+    </w:p>
+    <w:p>
+      <w:pPr>
+        <w:spacing w:line="336" w:lineRule="auto" w:after="180"/>
+        <w:shd w:fill="FFF5E6"/>
+      </w:pPr>
+      <w:r>
+        <w:rPr>
+          <w:b w:val="0"/>
+        </w:rPr>
+        <w:t xml:space="preserve">RESPONSIBLE DESIGN  </w:t>
+      </w:r>
+      <w:r>
+        <w:rPr>
+          <w:b/>
+        </w:rPr>
+        <w:t>Similarity</w:t>
+      </w:r>
+      <w:r>
+        <w:rPr>
+          <w:b w:val="0"/>
+        </w:rPr>
+        <w:t xml:space="preserve"> is a tool designed for a purpose, not a universal property.</w:t>
+      </w:r>
+    </w:p>
+    <w:p>
+      <w:pPr>
+        <w:spacing w:line="336" w:lineRule="auto" w:after="180"/>
+      </w:pPr>
+      <w:r>
+        <w:rPr>
+          <w:b w:val="0"/>
+        </w:rPr>
         <w:t>My project decision:</w:t>
       </w:r>
     </w:p>
@@ -3017,8 +5287,38 @@
       </w:r>
     </w:p>
     <w:p>
-      <w:r>
-        <w:t>Declare sorter similarity features, weights and tie behavior before using scores to explain recommendations.</w:t>
+      <w:pPr>
+        <w:spacing w:line="336" w:lineRule="auto" w:after="180"/>
+      </w:pPr>
+      <w:r>
+        <w:rPr>
+          <w:b w:val="0"/>
+        </w:rPr>
+        <w:t xml:space="preserve">Declare sorter </w:t>
+      </w:r>
+      <w:r>
+        <w:rPr>
+          <w:b/>
+        </w:rPr>
+        <w:t>similarity</w:t>
+      </w:r>
+      <w:r>
+        <w:rPr>
+          <w:b w:val="0"/>
+        </w:rPr>
+        <w:t xml:space="preserve"> features, </w:t>
+      </w:r>
+      <w:r>
+        <w:rPr>
+          <w:b/>
+        </w:rPr>
+        <w:t>weight</w:t>
+      </w:r>
+      <w:r>
+        <w:rPr>
+          <w:b w:val="0"/>
+        </w:rPr>
+        <w:t>s and tie behavior before using scores to explain recommendations.</w:t>
       </w:r>
     </w:p>
     <w:p>
@@ -3031,6 +5331,17 @@
     </w:p>
     <w:p>
       <w:r>
+        <w:t>Use a genuinely new case for independent evidence. Previously discussed examples remain practice; use the separately named independent case before feedback.</w:t>
+      </w:r>
+    </w:p>
+    <w:p>
+      <w:pPr>
+        <w:spacing w:line="336" w:lineRule="auto" w:after="180"/>
+      </w:pPr>
+      <w:r>
+        <w:rPr>
+          <w:b/>
+        </w:rPr>
         <w:t>MASTERY</w:t>
       </w:r>
     </w:p>
@@ -3043,7 +5354,13 @@
       </w:r>
     </w:p>
     <w:p>
-      <w:r>
+      <w:pPr>
+        <w:spacing w:line="336" w:lineRule="auto" w:after="180"/>
+      </w:pPr>
+      <w:r>
+        <w:rPr>
+          <w:b w:val="0"/>
+        </w:rPr>
         <w:t>Complete this after teaching and guided practice have ended.</w:t>
       </w:r>
     </w:p>
@@ -3084,53 +5401,248 @@
       </w:r>
     </w:p>
     <w:p>
-      <w:r>
-        <w:t>REQUIRED PROOF  Create a two-trait map and show how changing one trait weight produces a different nearest item.</w:t>
-      </w:r>
-    </w:p>
-    <w:p>
-      <w:r>
+      <w:pPr>
+        <w:pStyle w:val="Heading3"/>
+      </w:pPr>
+      <w:r>
+        <w:t>What success looks like</w:t>
+      </w:r>
+    </w:p>
+    <w:p>
+      <w:pPr>
+        <w:spacing w:line="336" w:lineRule="auto" w:after="180"/>
+        <w:shd w:fill="EDF7F3"/>
+      </w:pPr>
+      <w:r>
+        <w:rPr>
+          <w:b w:val="0"/>
+        </w:rPr>
+        <w:t xml:space="preserve">REQUIRED PROOF  Create a two-trait map and show how changing one trait </w:t>
+      </w:r>
+      <w:r>
+        <w:rPr>
+          <w:b/>
+        </w:rPr>
+        <w:t>weight</w:t>
+      </w:r>
+      <w:r>
+        <w:rPr>
+          <w:b w:val="0"/>
+        </w:rPr>
+        <w:t xml:space="preserve"> produces a different nearest item.</w:t>
+      </w:r>
+    </w:p>
+    <w:p>
+      <w:pPr>
+        <w:spacing w:line="336" w:lineRule="auto" w:after="180"/>
+      </w:pPr>
+      <w:r>
+        <w:rPr>
+          <w:b w:val="0"/>
+        </w:rPr>
         <w:t>□ Name or draw the fresh case.</w:t>
       </w:r>
     </w:p>
     <w:p>
-      <w:r>
-        <w:t>□ Trace input, process, and output.</w:t>
-      </w:r>
-    </w:p>
-    <w:p>
-      <w:r>
-        <w:t>□ State the conclusion and strongest evidence.</w:t>
-      </w:r>
-    </w:p>
-    <w:p>
-      <w:r>
+      <w:pPr>
+        <w:spacing w:line="336" w:lineRule="auto" w:after="180"/>
+      </w:pPr>
+      <w:r>
+        <w:rPr>
+          <w:b w:val="0"/>
+        </w:rPr>
+        <w:t xml:space="preserve">□ Trace </w:t>
+      </w:r>
+      <w:r>
+        <w:rPr>
+          <w:b/>
+        </w:rPr>
+        <w:t>input</w:t>
+      </w:r>
+      <w:r>
+        <w:rPr>
+          <w:b w:val="0"/>
+        </w:rPr>
+        <w:t xml:space="preserve">, </w:t>
+      </w:r>
+      <w:r>
+        <w:rPr>
+          <w:b/>
+        </w:rPr>
+        <w:t>process</w:t>
+      </w:r>
+      <w:r>
+        <w:rPr>
+          <w:b w:val="0"/>
+        </w:rPr>
+        <w:t xml:space="preserve">, and </w:t>
+      </w:r>
+      <w:r>
+        <w:rPr>
+          <w:b/>
+        </w:rPr>
+        <w:t>output</w:t>
+      </w:r>
+      <w:r>
+        <w:rPr>
+          <w:b w:val="0"/>
+        </w:rPr>
+        <w:t>.</w:t>
+      </w:r>
+    </w:p>
+    <w:p>
+      <w:pPr>
+        <w:spacing w:line="336" w:lineRule="auto" w:after="180"/>
+      </w:pPr>
+      <w:r>
+        <w:rPr>
+          <w:b w:val="0"/>
+        </w:rPr>
+        <w:t xml:space="preserve">□ State the conclusion and strongest </w:t>
+      </w:r>
+      <w:r>
+        <w:rPr>
+          <w:b/>
+        </w:rPr>
+        <w:t>evidence</w:t>
+      </w:r>
+      <w:r>
+        <w:rPr>
+          <w:b w:val="0"/>
+        </w:rPr>
+        <w:t>.</w:t>
+      </w:r>
+    </w:p>
+    <w:p>
+      <w:pPr>
+        <w:spacing w:line="336" w:lineRule="auto" w:after="180"/>
+      </w:pPr>
+      <w:r>
+        <w:rPr>
+          <w:b w:val="0"/>
+        </w:rPr>
         <w:t>□ Name one limit, failure, missing clue, or fairness/privacy concern.</w:t>
       </w:r>
     </w:p>
     <w:p>
-      <w:r>
+      <w:pPr>
+        <w:spacing w:line="336" w:lineRule="auto" w:after="180"/>
+      </w:pPr>
+      <w:r>
+        <w:rPr>
+          <w:b w:val="0"/>
+        </w:rPr>
         <w:t>□ Explain one safe next action or improvement.</w:t>
       </w:r>
     </w:p>
     <w:p>
-      <w:r>
-        <w:t>Independent evidence:</w:t>
-      </w:r>
-    </w:p>
-    <w:p>
-      <w:r>
-        <w:t>SELF-CHECK  Plot items consistently, define how each axis is measured, and compare distances. A different axis or weight can change the nearest item without any item moving in the real world.</w:t>
-      </w:r>
-    </w:p>
-    <w:p>
-      <w:r>
+      <w:pPr>
+        <w:spacing w:line="336" w:lineRule="auto" w:after="180"/>
+      </w:pPr>
+      <w:r>
+        <w:rPr>
+          <w:b w:val="0"/>
+        </w:rPr>
+        <w:t xml:space="preserve">Independent </w:t>
+      </w:r>
+      <w:r>
+        <w:rPr>
+          <w:b/>
+        </w:rPr>
+        <w:t>evidence</w:t>
+      </w:r>
+      <w:r>
+        <w:rPr>
+          <w:b w:val="0"/>
+        </w:rPr>
+        <w:t>:</w:t>
+      </w:r>
+    </w:p>
+    <w:p>
+      <w:pPr>
+        <w:pStyle w:val="Heading3"/>
+      </w:pPr>
+      <w:r>
+        <w:t>Check your explanation</w:t>
+      </w:r>
+    </w:p>
+    <w:p>
+      <w:pPr>
+        <w:spacing w:line="336" w:lineRule="auto" w:after="180"/>
+        <w:shd w:fill="F5F1FB"/>
+      </w:pPr>
+      <w:r>
+        <w:rPr>
+          <w:b w:val="0"/>
+        </w:rPr>
+        <w:t xml:space="preserve">SELF-CHECK  Plot items consistently, define how each axis is measured, and compare </w:t>
+      </w:r>
+      <w:r>
+        <w:rPr>
+          <w:b/>
+        </w:rPr>
+        <w:t>distance</w:t>
+      </w:r>
+      <w:r>
+        <w:rPr>
+          <w:b w:val="0"/>
+        </w:rPr>
+        <w:t xml:space="preserve">s. A different axis or </w:t>
+      </w:r>
+      <w:r>
+        <w:rPr>
+          <w:b/>
+        </w:rPr>
+        <w:t>weight</w:t>
+      </w:r>
+      <w:r>
+        <w:rPr>
+          <w:b w:val="0"/>
+        </w:rPr>
+        <w:t xml:space="preserve"> can change the nearest item without any item moving in the real world.</w:t>
+      </w:r>
+    </w:p>
+    <w:p>
+      <w:pPr>
+        <w:spacing w:line="336" w:lineRule="auto" w:after="180"/>
+      </w:pPr>
+      <w:r>
+        <w:rPr>
+          <w:b w:val="0"/>
+        </w:rPr>
         <w:t>My level:  □ Not yet  □ With one hint  □ Independently  □ I can teach it</w:t>
       </w:r>
     </w:p>
     <w:p>
-      <w:r>
-        <w:t>NEXT BRIDGE  Carry today's evidence habit into: Recommendations.</w:t>
+      <w:pPr>
+        <w:pStyle w:val="Heading3"/>
+      </w:pPr>
+      <w:r>
+        <w:t>Connect to the next lesson</w:t>
+      </w:r>
+    </w:p>
+    <w:p>
+      <w:pPr>
+        <w:spacing w:line="336" w:lineRule="auto" w:after="180"/>
+        <w:shd w:fill="F1F6F8"/>
+      </w:pPr>
+      <w:r>
+        <w:rPr>
+          <w:b w:val="0"/>
+        </w:rPr>
+        <w:t xml:space="preserve">NEXT BRIDGE  Carry today's </w:t>
+      </w:r>
+      <w:r>
+        <w:rPr>
+          <w:b/>
+        </w:rPr>
+        <w:t>evidence</w:t>
+      </w:r>
+      <w:r>
+        <w:rPr>
+          <w:b w:val="0"/>
+        </w:rPr>
+        <w:t xml:space="preserve"> habit into: Recommendations.</w:t>
       </w:r>
     </w:p>
     <w:p>
@@ -3142,6 +5654,11 @@
       </w:r>
     </w:p>
     <w:p>
+      <w:r>
+        <w:t>Revisit the complete Similarity case for supported practice. Repeated examples do not become fresh assessments.</w:t>
+      </w:r>
+    </w:p>
+    <w:p>
       <w:pPr>
         <w:pStyle w:val="Heading3"/>
       </w:pPr>
@@ -3150,7 +5667,13 @@
       </w:r>
     </w:p>
     <w:p>
-      <w:r>
+      <w:pPr>
+        <w:spacing w:line="336" w:lineRule="auto" w:after="180"/>
+      </w:pPr>
+      <w:r>
+        <w:rPr>
+          <w:b w:val="0"/>
+        </w:rPr>
         <w:t>Use the supplied details to practise the weekly concept before attempting the independent question. This case extends the illustrated lesson.</w:t>
       </w:r>
     </w:p>
@@ -3163,7 +5686,13 @@
       </w:r>
     </w:p>
     <w:p>
-      <w:r>
+      <w:pPr>
+        <w:spacing w:line="336" w:lineRule="auto" w:after="180"/>
+      </w:pPr>
+      <w:r>
+        <w:rPr>
+          <w:b w:val="0"/>
+        </w:rPr>
         <w:t>Book A has animals and adventure; B has animals only; C has neither. A reader wants both traits.</w:t>
       </w:r>
     </w:p>
@@ -3176,7 +5705,13 @@
       </w:r>
     </w:p>
     <w:p>
-      <w:r>
+      <w:pPr>
+        <w:spacing w:line="336" w:lineRule="auto" w:after="180"/>
+      </w:pPr>
+      <w:r>
+        <w:rPr>
+          <w:b w:val="0"/>
+        </w:rPr>
         <w:t>Rank by number of matching traits.</w:t>
       </w:r>
     </w:p>
@@ -3189,7 +5724,13 @@
       </w:r>
     </w:p>
     <w:p>
-      <w:r>
+      <w:pPr>
+        <w:spacing w:line="336" w:lineRule="auto" w:after="180"/>
+      </w:pPr>
+      <w:r>
+        <w:rPr>
+          <w:b w:val="0"/>
+        </w:rPr>
         <w:t>A scores 2, B 1, C 0. Ranking depends on the chosen traits; it is not a universal measure of book quality.</w:t>
       </w:r>
     </w:p>
@@ -3202,7 +5743,14 @@
       </w:r>
     </w:p>
     <w:p>
-      <w:r>
+      <w:pPr>
+        <w:spacing w:line="336" w:lineRule="auto" w:after="180"/>
+        <w:shd w:fill="F5F1FB"/>
+      </w:pPr>
+      <w:r>
+        <w:rPr>
+          <w:b w:val="0"/>
+        </w:rPr>
         <w:t>Which detail supports the answer, and why does it matter?</w:t>
       </w:r>
     </w:p>
@@ -3358,17 +5906,35 @@
       </w:tr>
     </w:tbl>
     <w:p>
-      <w:r>
+      <w:pPr>
+        <w:spacing w:line="336" w:lineRule="auto" w:after="180"/>
+      </w:pPr>
+      <w:r>
+        <w:rPr>
+          <w:b w:val="0"/>
+        </w:rPr>
         <w:t>Book A has animals and adventure; B has animals only; C has neither. A reader wants both traits.</w:t>
       </w:r>
     </w:p>
     <w:p>
-      <w:r>
+      <w:pPr>
+        <w:spacing w:line="336" w:lineRule="auto" w:after="180"/>
+      </w:pPr>
+      <w:r>
+        <w:rPr>
+          <w:b w:val="0"/>
+        </w:rPr>
         <w:t>Rank by number of matching traits.</w:t>
       </w:r>
     </w:p>
     <w:p>
-      <w:r>
+      <w:pPr>
+        <w:spacing w:line="336" w:lineRule="auto" w:after="180"/>
+      </w:pPr>
+      <w:r>
+        <w:rPr>
+          <w:b w:val="0"/>
+        </w:rPr>
         <w:t>A scores 2, B 1, C 0. Ranking depends on the chosen traits; it is not a universal measure of book quality.</w:t>
       </w:r>
     </w:p>
@@ -3381,6 +5947,11 @@
       </w:r>
     </w:p>
     <w:p>
+      <w:r>
+        <w:t>Attempt the reserved new case before feedback. Record support; the earlier examples below remain additional practice.</w:t>
+      </w:r>
+    </w:p>
+    <w:p>
       <w:pPr>
         <w:pStyle w:val="Heading3"/>
       </w:pPr>
@@ -3389,8 +5960,49 @@
       </w:r>
     </w:p>
     <w:p>
-      <w:r>
-        <w:t>A target book has topic space, format comic and language English. Candidates are J: space, prose, English; K: animals, comic, English; L: space, comic, Spanish. Give 1 point per exact match and return all tied highest scorers. Then make topic worth 3 points while keeping the other weights at 1. Report both sets of totals and winners. Explain why a winner may still fail a requirement to read English.</w:t>
+      <w:pPr>
+        <w:spacing w:line="336" w:lineRule="auto" w:after="180"/>
+      </w:pPr>
+      <w:r>
+        <w:rPr>
+          <w:b w:val="0"/>
+        </w:rPr>
+        <w:t xml:space="preserve">A target book has topic space, format comic and language English. </w:t>
+      </w:r>
+      <w:r>
+        <w:rPr>
+          <w:b/>
+        </w:rPr>
+        <w:t>Candidate</w:t>
+      </w:r>
+      <w:r>
+        <w:rPr>
+          <w:b w:val="0"/>
+        </w:rPr>
+        <w:t>s are J: space, prose, English; K: animals, comic, English; L: space, comic, Spanish. Give 1 point per exact match and return all tied highest scorers.</w:t>
+      </w:r>
+    </w:p>
+    <w:p>
+      <w:pPr>
+        <w:spacing w:line="336" w:lineRule="auto" w:after="180"/>
+      </w:pPr>
+      <w:r>
+        <w:rPr>
+          <w:b w:val="0"/>
+        </w:rPr>
+        <w:t xml:space="preserve">Then make topic worth 3 points while keeping the other </w:t>
+      </w:r>
+      <w:r>
+        <w:rPr>
+          <w:b/>
+        </w:rPr>
+        <w:t>weight</w:t>
+      </w:r>
+      <w:r>
+        <w:rPr>
+          <w:b w:val="0"/>
+        </w:rPr>
+        <w:t>s at 1. Report both sets of totals and winners. Explain why a winner may still fail a requirement to read English.</w:t>
       </w:r>
     </w:p>
     <w:p>
@@ -3437,7 +6049,13 @@
       </w:r>
     </w:p>
     <w:p>
-      <w:r>
+      <w:pPr>
+        <w:spacing w:line="336" w:lineRule="auto" w:after="180"/>
+      </w:pPr>
+      <w:r>
+        <w:rPr>
+          <w:b w:val="0"/>
+        </w:rPr>
         <w:t>Attempt this case before feedback. Record any help. Earlier examples below are further practice; a case already practised with feedback cannot establish fresh transfer.</w:t>
       </w:r>
     </w:p>
@@ -3450,18 +6068,43 @@
       </w:r>
     </w:p>
     <w:p>
-      <w:r>
+      <w:pPr>
+        <w:spacing w:line="336" w:lineRule="auto" w:after="180"/>
+      </w:pPr>
+      <w:r>
+        <w:rPr>
+          <w:b w:val="0"/>
+        </w:rPr>
         <w:t>Close the worked explanation. Apply the idea to this different question without copying.</w:t>
       </w:r>
     </w:p>
     <w:p>
-      <w:r>
+      <w:pPr>
+        <w:spacing w:line="336" w:lineRule="auto" w:after="180"/>
+        <w:shd w:fill="F5F1FB"/>
+      </w:pPr>
+      <w:r>
+        <w:rPr>
+          <w:b w:val="0"/>
+        </w:rPr>
         <w:t>Compare books using topic only. Book A is about space with a red cover; B is about space with a blue cover; C is about dogs with a red cover. Which matches A best?</w:t>
       </w:r>
     </w:p>
     <w:p>
-      <w:r>
-        <w:t>My answer, with a trace, calculation or supporting evidence</w:t>
+      <w:pPr>
+        <w:spacing w:line="336" w:lineRule="auto" w:after="180"/>
+      </w:pPr>
+      <w:r>
+        <w:rPr>
+          <w:b w:val="0"/>
+        </w:rPr>
+        <w:t xml:space="preserve">My answer, with a trace, calculation or supporting </w:t>
+      </w:r>
+      <w:r>
+        <w:rPr>
+          <w:b/>
+        </w:rPr>
+        <w:t>evidence</w:t>
       </w:r>
     </w:p>
     <w:p>
@@ -3506,13 +6149,37 @@
       </w:r>
     </w:p>
     <w:p>
-      <w:r>
+      <w:pPr>
+        <w:spacing w:line="336" w:lineRule="auto" w:after="180"/>
+      </w:pPr>
+      <w:r>
+        <w:rPr>
+          <w:b w:val="0"/>
+        </w:rPr>
         <w:t>Change one relevant detail. Predict the result before testing. Include a boundary or missing-information case when it helps reveal a limit.</w:t>
       </w:r>
     </w:p>
     <w:p>
-      <w:r>
-        <w:t>My changed input and expected result</w:t>
+      <w:pPr>
+        <w:spacing w:line="336" w:lineRule="auto" w:after="180"/>
+      </w:pPr>
+      <w:r>
+        <w:rPr>
+          <w:b w:val="0"/>
+        </w:rPr>
+        <w:t xml:space="preserve">My changed </w:t>
+      </w:r>
+      <w:r>
+        <w:rPr>
+          <w:b/>
+        </w:rPr>
+        <w:t>input</w:t>
+      </w:r>
+      <w:r>
+        <w:rPr>
+          <w:b w:val="0"/>
+        </w:rPr>
+        <w:t xml:space="preserve"> and expected result</w:t>
       </w:r>
     </w:p>
     <w:p>
@@ -3557,13 +6224,61 @@
       </w:r>
     </w:p>
     <w:p>
-      <w:r>
-        <w:t>Choose two useful item traits for similarity-based sorting and explain why each deserves its weight.</w:t>
-      </w:r>
-    </w:p>
-    <w:p>
-      <w:r>
-        <w:t>The evidence I will keep</w:t>
+      <w:pPr>
+        <w:spacing w:line="336" w:lineRule="auto" w:after="180"/>
+      </w:pPr>
+      <w:r>
+        <w:rPr>
+          <w:b w:val="0"/>
+        </w:rPr>
+        <w:t xml:space="preserve">Choose two useful item traits for </w:t>
+      </w:r>
+      <w:r>
+        <w:rPr>
+          <w:b/>
+        </w:rPr>
+        <w:t>similarity</w:t>
+      </w:r>
+      <w:r>
+        <w:rPr>
+          <w:b w:val="0"/>
+        </w:rPr>
+        <w:t xml:space="preserve">-based sorting and explain why each deserves its </w:t>
+      </w:r>
+      <w:r>
+        <w:rPr>
+          <w:b/>
+        </w:rPr>
+        <w:t>weight</w:t>
+      </w:r>
+      <w:r>
+        <w:rPr>
+          <w:b w:val="0"/>
+        </w:rPr>
+        <w:t>.</w:t>
+      </w:r>
+    </w:p>
+    <w:p>
+      <w:pPr>
+        <w:spacing w:line="336" w:lineRule="auto" w:after="180"/>
+      </w:pPr>
+      <w:r>
+        <w:rPr>
+          <w:b w:val="0"/>
+        </w:rPr>
+        <w:t xml:space="preserve">The </w:t>
+      </w:r>
+      <w:r>
+        <w:rPr>
+          <w:b/>
+        </w:rPr>
+        <w:t>evidence</w:t>
+      </w:r>
+      <w:r>
+        <w:rPr>
+          <w:b w:val="0"/>
+        </w:rPr>
+        <w:t xml:space="preserve"> I will keep</w:t>
       </w:r>
     </w:p>
     <w:p>
@@ -3600,8 +6315,26 @@
       </w:r>
     </w:p>
     <w:p>
-      <w:r>
-        <w:t>Your teacher has the independent answer and scoring criteria. Complete the matching workbook week to keep your practice evidence together.</w:t>
+      <w:pPr>
+        <w:spacing w:line="336" w:lineRule="auto" w:after="180"/>
+      </w:pPr>
+      <w:r>
+        <w:rPr>
+          <w:b w:val="0"/>
+        </w:rPr>
+        <w:t xml:space="preserve">Your teacher has the independent answer and scoring criteria. Complete the matching workbook week to keep your practice </w:t>
+      </w:r>
+      <w:r>
+        <w:rPr>
+          <w:b/>
+        </w:rPr>
+        <w:t>evidence</w:t>
+      </w:r>
+      <w:r>
+        <w:rPr>
+          <w:b w:val="0"/>
+        </w:rPr>
+        <w:t xml:space="preserve"> together.</w:t>
       </w:r>
     </w:p>
     <w:p>
@@ -3613,7 +6346,13 @@
       </w:r>
     </w:p>
     <w:p>
-      <w:r>
+      <w:pPr>
+        <w:spacing w:line="336" w:lineRule="auto" w:after="180"/>
+      </w:pPr>
+      <w:r>
+        <w:rPr>
+          <w:b w:val="0"/>
+        </w:rPr>
         <w:t>A reader wants mystery and short books. A has both traits, B only mystery, C only short. Score one point per matching trait. The reader now says short is essential. Explain how the decision should change.</w:t>
       </w:r>
     </w:p>
@@ -3669,8 +6408,25 @@
       </w:r>
     </w:p>
     <w:p>
-      <w:r>
-        <w:t>Attempt the independent case before hints. Record whether you worked alone, used a hint or followed a model. After feedback, fix the first unsupported step and explain why it changed. A later check uses a changed case, not a copied answer.</w:t>
+      <w:pPr>
+        <w:spacing w:line="336" w:lineRule="auto" w:after="180"/>
+      </w:pPr>
+      <w:r>
+        <w:rPr>
+          <w:b w:val="0"/>
+        </w:rPr>
+        <w:t>Attempt the independent case before hints. Record whether you worked alone, used a hint or followed a model. After feedback, fix the first unsupported step and explain why it changed.</w:t>
+      </w:r>
+    </w:p>
+    <w:p>
+      <w:pPr>
+        <w:spacing w:line="336" w:lineRule="auto" w:after="180"/>
+      </w:pPr>
+      <w:r>
+        <w:rPr>
+          <w:b w:val="0"/>
+        </w:rPr>
+        <w:t>A later check uses a changed case, not a copied answer.</w:t>
       </w:r>
     </w:p>
     <w:p>
@@ -3683,7 +6439,30 @@
     </w:p>
     <w:p>
       <w:r>
-        <w:t>Start with this question: A fictional craft-card matcher compares each candidate with a target.</w:t>
+        <w:t>Use this map to navigate Similarity, connect the goals to tasks and keep one evidence record for each attempt.</w:t>
+      </w:r>
+    </w:p>
+    <w:p>
+      <w:pPr>
+        <w:spacing w:line="336" w:lineRule="auto" w:after="180"/>
+      </w:pPr>
+      <w:r>
+        <w:rPr>
+          <w:b w:val="0"/>
+        </w:rPr>
+        <w:t xml:space="preserve">Start with this question: A fictional craft-card matcher compares each </w:t>
+      </w:r>
+      <w:r>
+        <w:rPr>
+          <w:b/>
+        </w:rPr>
+        <w:t>candidate</w:t>
+      </w:r>
+      <w:r>
+        <w:rPr>
+          <w:b w:val="0"/>
+        </w:rPr>
+        <w:t xml:space="preserve"> with a target.</w:t>
       </w:r>
     </w:p>
     <w:tbl>
@@ -3789,13 +6568,61 @@
       </w:tr>
     </w:tbl>
     <w:p>
-      <w:r>
-        <w:t>Remember → watch and explain → try with help → investigate → try independently → keep project evidence. Your teacher may spread this lesson across several classes.</w:t>
-      </w:r>
-    </w:p>
-    <w:p>
-      <w:r>
-        <w:t>Keep your first prediction. Compare it with what the evidence shows and explain any change.</w:t>
+      <w:pPr>
+        <w:spacing w:line="336" w:lineRule="auto" w:after="180"/>
+      </w:pPr>
+      <w:r>
+        <w:rPr>
+          <w:b w:val="0"/>
+        </w:rPr>
+        <w:t xml:space="preserve">Remember → watch and explain → try with help → investigate → try independently → keep project </w:t>
+      </w:r>
+      <w:r>
+        <w:rPr>
+          <w:b/>
+        </w:rPr>
+        <w:t>evidence</w:t>
+      </w:r>
+      <w:r>
+        <w:rPr>
+          <w:b w:val="0"/>
+        </w:rPr>
+        <w:t>. Your teacher may spread this lesson across several classes.</w:t>
+      </w:r>
+    </w:p>
+    <w:p>
+      <w:pPr>
+        <w:spacing w:line="336" w:lineRule="auto" w:after="180"/>
+      </w:pPr>
+      <w:r>
+        <w:rPr>
+          <w:b w:val="0"/>
+        </w:rPr>
+        <w:t xml:space="preserve">Keep your first </w:t>
+      </w:r>
+      <w:r>
+        <w:rPr>
+          <w:b/>
+        </w:rPr>
+        <w:t>prediction</w:t>
+      </w:r>
+      <w:r>
+        <w:rPr>
+          <w:b w:val="0"/>
+        </w:rPr>
+        <w:t xml:space="preserve">. Compare it with what the </w:t>
+      </w:r>
+      <w:r>
+        <w:rPr>
+          <w:b/>
+        </w:rPr>
+        <w:t>evidence</w:t>
+      </w:r>
+      <w:r>
+        <w:rPr>
+          <w:b w:val="0"/>
+        </w:rPr>
+        <w:t xml:space="preserve"> shows and explain any change.</w:t>
       </w:r>
     </w:p>
     <w:p>
@@ -3808,7 +6635,30 @@
     </w:p>
     <w:p>
       <w:r>
-        <w:t>Close your notes. Explain this goal in your own words: Calculate similarity using explicitly selected features and a stated scoring rule</w:t>
+        <w:t>Explain Similarity without notes, identify a remaining question and plan a later check with a changed case.</w:t>
+      </w:r>
+    </w:p>
+    <w:p>
+      <w:pPr>
+        <w:spacing w:line="336" w:lineRule="auto" w:after="180"/>
+      </w:pPr>
+      <w:r>
+        <w:rPr>
+          <w:b w:val="0"/>
+        </w:rPr>
+        <w:t xml:space="preserve">Close your notes. Explain this goal in your own words: Calculate </w:t>
+      </w:r>
+      <w:r>
+        <w:rPr>
+          <w:b/>
+        </w:rPr>
+        <w:t>similarity</w:t>
+      </w:r>
+      <w:r>
+        <w:rPr>
+          <w:b w:val="0"/>
+        </w:rPr>
+        <w:t xml:space="preserve"> using explicitly selected features and a stated scoring rule</w:t>
       </w:r>
     </w:p>
     <w:p>
@@ -3845,13 +6695,61 @@
       </w:r>
     </w:p>
     <w:p>
-      <w:r>
-        <w:t>If you are unsure, return to the worked picture and explain one arrow. If you are ready, change an input or assumption and justify your prediction.</w:t>
-      </w:r>
-    </w:p>
-    <w:p>
-      <w:r>
-        <w:t>Save your workbook evidence. At the next review, try a different case before opening your old answer.</w:t>
+      <w:pPr>
+        <w:spacing w:line="336" w:lineRule="auto" w:after="180"/>
+      </w:pPr>
+      <w:r>
+        <w:rPr>
+          <w:b w:val="0"/>
+        </w:rPr>
+        <w:t xml:space="preserve">If you are unsure, return to the worked picture and explain one arrow. If you are ready, change an </w:t>
+      </w:r>
+      <w:r>
+        <w:rPr>
+          <w:b/>
+        </w:rPr>
+        <w:t>input</w:t>
+      </w:r>
+      <w:r>
+        <w:rPr>
+          <w:b w:val="0"/>
+        </w:rPr>
+        <w:t xml:space="preserve"> or assumption and justify your </w:t>
+      </w:r>
+      <w:r>
+        <w:rPr>
+          <w:b/>
+        </w:rPr>
+        <w:t>prediction</w:t>
+      </w:r>
+      <w:r>
+        <w:rPr>
+          <w:b w:val="0"/>
+        </w:rPr>
+        <w:t>.</w:t>
+      </w:r>
+    </w:p>
+    <w:p>
+      <w:pPr>
+        <w:spacing w:line="336" w:lineRule="auto" w:after="180"/>
+      </w:pPr>
+      <w:r>
+        <w:rPr>
+          <w:b w:val="0"/>
+        </w:rPr>
+        <w:t xml:space="preserve">Save your workbook </w:t>
+      </w:r>
+      <w:r>
+        <w:rPr>
+          <w:b/>
+        </w:rPr>
+        <w:t>evidence</w:t>
+      </w:r>
+      <w:r>
+        <w:rPr>
+          <w:b w:val="0"/>
+        </w:rPr>
+        <w:t>. At the next review, try a different case before opening your old answer.</w:t>
       </w:r>
     </w:p>
     <w:p>
@@ -3864,12 +6762,41 @@
     </w:p>
     <w:p>
       <w:r>
+        <w:t>Attempt supported questions before using hints or feedback. Review a missing building block, then keep the completed work.</w:t>
+      </w:r>
+    </w:p>
+    <w:p>
+      <w:pPr>
+        <w:spacing w:line="336" w:lineRule="auto" w:after="180"/>
+      </w:pPr>
+      <w:r>
+        <w:rPr>
+          <w:b w:val="0"/>
+        </w:rPr>
         <w:t>Use this supported practice once, in the browser or on paper. Keep the reserved independent assessment for a separate first attempt before teacher feedback.</w:t>
       </w:r>
     </w:p>
     <w:p>
-      <w:r>
-        <w:t>A fictional craft-card matcher compares each candidate with a target.</w:t>
+      <w:pPr>
+        <w:spacing w:line="336" w:lineRule="auto" w:after="180"/>
+      </w:pPr>
+      <w:r>
+        <w:rPr>
+          <w:b w:val="0"/>
+        </w:rPr>
+        <w:t xml:space="preserve">A fictional craft-card matcher compares each </w:t>
+      </w:r>
+      <w:r>
+        <w:rPr>
+          <w:b/>
+        </w:rPr>
+        <w:t>candidate</w:t>
+      </w:r>
+      <w:r>
+        <w:rPr>
+          <w:b w:val="0"/>
+        </w:rPr>
+        <w:t xml:space="preserve"> with a target.</w:t>
       </w:r>
     </w:p>
     <w:p>
@@ -3881,28 +6808,86 @@
       </w:r>
     </w:p>
     <w:p>
-      <w:r>
+      <w:pPr>
+        <w:spacing w:line="336" w:lineRule="auto" w:after="180"/>
+      </w:pPr>
+      <w:r>
+        <w:rPr>
+          <w:b w:val="0"/>
+        </w:rPr>
         <w:t>Which labelled step matches this detail? New scores A=4, B=4, C=2; A and B remain tied.</w:t>
       </w:r>
     </w:p>
     <w:p>
-      <w:r>
+      <w:pPr>
+        <w:spacing w:line="336" w:lineRule="auto" w:after="180"/>
+        <w:shd w:fill="F4F9FC"/>
+      </w:pPr>
+      <w:r>
+        <w:rPr>
+          <w:b w:val="0"/>
+        </w:rPr>
         <w:t>1. Target features</w:t>
       </w:r>
     </w:p>
     <w:p>
-      <w:r>
+      <w:pPr>
+        <w:spacing w:line="336" w:lineRule="auto" w:after="180"/>
+        <w:shd w:fill="F4F9FC"/>
+      </w:pPr>
+      <w:r>
+        <w:rPr>
+          <w:b w:val="0"/>
+        </w:rPr>
         <w:t>2. Initial result</w:t>
       </w:r>
     </w:p>
     <w:p>
-      <w:r>
-        <w:t>3. Texture weight 3</w:t>
-      </w:r>
-    </w:p>
-    <w:p>
-      <w:r>
-        <w:t>4. Equal weights</w:t>
+      <w:pPr>
+        <w:spacing w:line="336" w:lineRule="auto" w:after="180"/>
+        <w:shd w:fill="F4F9FC"/>
+      </w:pPr>
+      <w:r>
+        <w:rPr>
+          <w:b w:val="0"/>
+        </w:rPr>
+        <w:t xml:space="preserve">3. Texture </w:t>
+      </w:r>
+      <w:r>
+        <w:rPr>
+          <w:b/>
+        </w:rPr>
+        <w:t>weight</w:t>
+      </w:r>
+      <w:r>
+        <w:rPr>
+          <w:b w:val="0"/>
+        </w:rPr>
+        <w:t xml:space="preserve"> 3</w:t>
+      </w:r>
+    </w:p>
+    <w:p>
+      <w:pPr>
+        <w:spacing w:line="336" w:lineRule="auto" w:after="180"/>
+        <w:shd w:fill="F4F9FC"/>
+      </w:pPr>
+      <w:r>
+        <w:rPr>
+          <w:b w:val="0"/>
+        </w:rPr>
+        <w:t xml:space="preserve">4. Equal </w:t>
+      </w:r>
+      <w:r>
+        <w:rPr>
+          <w:b/>
+        </w:rPr>
+        <w:t>weight</w:t>
+      </w:r>
+      <w:r>
+        <w:rPr>
+          <w:b w:val="0"/>
+        </w:rPr>
+        <w:t>s</w:t>
       </w:r>
     </w:p>
     <w:p>
@@ -3939,40 +6924,214 @@
       </w:r>
     </w:p>
     <w:p>
-      <w:r>
+      <w:pPr>
+        <w:pStyle w:val="Heading3"/>
+      </w:pPr>
+      <w:r>
+        <w:t>Hint · try first</w:t>
+      </w:r>
+    </w:p>
+    <w:p>
+      <w:pPr>
+        <w:spacing w:line="336" w:lineRule="auto" w:after="180"/>
+        <w:shd w:fill="F1F6F8"/>
+      </w:pPr>
+      <w:r>
+        <w:rPr>
+          <w:b w:val="0"/>
+        </w:rPr>
         <w:t>Hint if needed: Read the steps in the pictorial case. Match the supplied detail to the stage that performs or records it.</w:t>
       </w:r>
     </w:p>
     <w:p>
-      <w:r>
-        <w:t>After your attempt, compare with the supported explanation: Texture weight 3 New scores A=4, B=4, C=2; A and B remain tied. Similarity is defined by the chosen representation and weights. The cards did not change when texture gained weight; the comparison rule did. Two high scores need not mean two identical cards. A complete rule also says what to do with tied scores, rather than choosing whichever appears first by accident.</w:t>
-      </w:r>
-    </w:p>
-    <w:p>
       <w:pPr>
         <w:pStyle w:val="Heading3"/>
       </w:pPr>
       <w:r>
+        <w:t>Feedback · compare after trying</w:t>
+      </w:r>
+    </w:p>
+    <w:p>
+      <w:pPr>
+        <w:spacing w:line="336" w:lineRule="auto" w:after="180"/>
+        <w:shd w:fill="F1F6FC"/>
+      </w:pPr>
+      <w:r>
+        <w:rPr>
+          <w:b w:val="0"/>
+        </w:rPr>
+        <w:t xml:space="preserve">After your attempt, compare with the supported explanation: Texture </w:t>
+      </w:r>
+      <w:r>
+        <w:rPr>
+          <w:b/>
+        </w:rPr>
+        <w:t>weight</w:t>
+      </w:r>
+      <w:r>
+        <w:rPr>
+          <w:b w:val="0"/>
+        </w:rPr>
+        <w:t xml:space="preserve"> 3 New scores A=4, B=4, C=2; A and B remain tied. </w:t>
+      </w:r>
+      <w:r>
+        <w:rPr>
+          <w:b/>
+        </w:rPr>
+        <w:t>Similarity</w:t>
+      </w:r>
+      <w:r>
+        <w:rPr>
+          <w:b w:val="0"/>
+        </w:rPr>
+        <w:t xml:space="preserve"> is defined by the chosen representation and </w:t>
+      </w:r>
+      <w:r>
+        <w:rPr>
+          <w:b/>
+        </w:rPr>
+        <w:t>weight</w:t>
+      </w:r>
+      <w:r>
+        <w:rPr>
+          <w:b w:val="0"/>
+        </w:rPr>
+        <w:t>s.</w:t>
+      </w:r>
+    </w:p>
+    <w:p>
+      <w:pPr>
+        <w:spacing w:line="336" w:lineRule="auto" w:after="180"/>
+        <w:shd w:fill="F1F6FC"/>
+      </w:pPr>
+      <w:r>
+        <w:rPr>
+          <w:b w:val="0"/>
+        </w:rPr>
+        <w:t xml:space="preserve">The cards did not change when texture gained </w:t>
+      </w:r>
+      <w:r>
+        <w:rPr>
+          <w:b/>
+        </w:rPr>
+        <w:t>weight</w:t>
+      </w:r>
+      <w:r>
+        <w:rPr>
+          <w:b w:val="0"/>
+        </w:rPr>
+        <w:t>; the comparison rule did. Two high scores need not mean two identical cards.</w:t>
+      </w:r>
+    </w:p>
+    <w:p>
+      <w:pPr>
+        <w:spacing w:line="336" w:lineRule="auto" w:after="180"/>
+        <w:shd w:fill="F1F6FC"/>
+      </w:pPr>
+      <w:r>
+        <w:rPr>
+          <w:b w:val="0"/>
+        </w:rPr>
+        <w:t>A complete rule also says what to do with tied scores, rather than choosing whichever appears first by accident.</w:t>
+      </w:r>
+    </w:p>
+    <w:p>
+      <w:pPr>
+        <w:pStyle w:val="Heading3"/>
+      </w:pPr>
+      <w:r>
         <w:t>Practice 2: explain the deciding evidence</w:t>
       </w:r>
     </w:p>
     <w:p>
-      <w:r>
-        <w:t>Changed-case practice: Keep original weights but change the target texture to rough. Which conclusion is supported by the supplied facts?</w:t>
-      </w:r>
-    </w:p>
-    <w:p>
-      <w:r>
-        <w:t>1. We can decide the result without examining the changed input or the procedure.</w:t>
-      </w:r>
-    </w:p>
-    <w:p>
-      <w:r>
-        <w:t>2. This one example guarantees correct results for every future input.</w:t>
-      </w:r>
-    </w:p>
-    <w:p>
-      <w:r>
+      <w:pPr>
+        <w:pStyle w:val="Heading3"/>
+      </w:pPr>
+      <w:r>
+        <w:t>Changed case · predict first</w:t>
+      </w:r>
+    </w:p>
+    <w:p>
+      <w:pPr>
+        <w:spacing w:line="336" w:lineRule="auto" w:after="180"/>
+        <w:shd w:fill="F5F1FB"/>
+      </w:pPr>
+      <w:r>
+        <w:rPr>
+          <w:b w:val="0"/>
+        </w:rPr>
+        <w:t xml:space="preserve">Changed-case practice: Keep original </w:t>
+      </w:r>
+      <w:r>
+        <w:rPr>
+          <w:b/>
+        </w:rPr>
+        <w:t>weight</w:t>
+      </w:r>
+      <w:r>
+        <w:rPr>
+          <w:b w:val="0"/>
+        </w:rPr>
+        <w:t>s but change the target texture to rough. Which conclusion is supported by the supplied facts?</w:t>
+      </w:r>
+    </w:p>
+    <w:p>
+      <w:pPr>
+        <w:spacing w:line="336" w:lineRule="auto" w:after="180"/>
+        <w:shd w:fill="F4F9FC"/>
+      </w:pPr>
+      <w:r>
+        <w:rPr>
+          <w:b w:val="0"/>
+        </w:rPr>
+        <w:t xml:space="preserve">1. We can decide the result without examining the changed </w:t>
+      </w:r>
+      <w:r>
+        <w:rPr>
+          <w:b/>
+        </w:rPr>
+        <w:t>input</w:t>
+      </w:r>
+      <w:r>
+        <w:rPr>
+          <w:b w:val="0"/>
+        </w:rPr>
+        <w:t xml:space="preserve"> or the procedure.</w:t>
+      </w:r>
+    </w:p>
+    <w:p>
+      <w:pPr>
+        <w:spacing w:line="336" w:lineRule="auto" w:after="180"/>
+        <w:shd w:fill="F4F9FC"/>
+      </w:pPr>
+      <w:r>
+        <w:rPr>
+          <w:b w:val="0"/>
+        </w:rPr>
+        <w:t xml:space="preserve">2. This one example guarantees correct results for every future </w:t>
+      </w:r>
+      <w:r>
+        <w:rPr>
+          <w:b/>
+        </w:rPr>
+        <w:t>input</w:t>
+      </w:r>
+      <w:r>
+        <w:rPr>
+          <w:b w:val="0"/>
+        </w:rPr>
+        <w:t>.</w:t>
+      </w:r>
+    </w:p>
+    <w:p>
+      <w:pPr>
+        <w:spacing w:line="336" w:lineRule="auto" w:after="180"/>
+        <w:shd w:fill="F4F9FC"/>
+      </w:pPr>
+      <w:r>
+        <w:rPr>
+          <w:b w:val="0"/>
+        </w:rPr>
         <w:t>3. C scores 3; A and B each score 1.</w:t>
       </w:r>
     </w:p>
@@ -4010,12 +7169,42 @@
       </w:r>
     </w:p>
     <w:p>
-      <w:r>
+      <w:pPr>
+        <w:pStyle w:val="Heading3"/>
+      </w:pPr>
+      <w:r>
+        <w:t>Hint · try first</w:t>
+      </w:r>
+    </w:p>
+    <w:p>
+      <w:pPr>
+        <w:spacing w:line="336" w:lineRule="auto" w:after="180"/>
+        <w:shd w:fill="F1F6F8"/>
+      </w:pPr>
+      <w:r>
+        <w:rPr>
+          <w:b w:val="0"/>
+        </w:rPr>
         <w:t>Hint if needed: Use the changed condition and the deciding step in the pictorial trace. The answer must say what follows from those facts.</w:t>
       </w:r>
     </w:p>
     <w:p>
-      <w:r>
+      <w:pPr>
+        <w:pStyle w:val="Heading3"/>
+      </w:pPr>
+      <w:r>
+        <w:t>Feedback · compare after trying</w:t>
+      </w:r>
+    </w:p>
+    <w:p>
+      <w:pPr>
+        <w:spacing w:line="336" w:lineRule="auto" w:after="180"/>
+        <w:shd w:fill="F1F6FC"/>
+      </w:pPr>
+      <w:r>
+        <w:rPr>
+          <w:b w:val="0"/>
+        </w:rPr>
         <w:t>After your attempt, compare with the supported explanation: C scores 3; A and B each score 1. C now matches all three target features; the others lose their smooth-texture match.</w:t>
       </w:r>
     </w:p>
@@ -4028,18 +7217,153 @@
       </w:r>
     </w:p>
     <w:p>
-      <w:r>
-        <w:t>Review Confidence Is Not Correctness (ai-1/18). Goal: Distinguish a confidence claim from evidence that a prediction was correct. Short practice: Was the unknown label guaranteed correct because its confidence was 80%?. Return to this week and explain what you changed.</w:t>
-      </w:r>
-    </w:p>
-    <w:p>
-      <w:r>
-        <w:t>Review Boundaries and 'Not Sure' (ai-1/16). Goal: Identify a specific source of uncertainty and explain how it affects a prediction. Short practice: Which original block needs a better width before accepting or rejecting it? What should the reviewer do?. Return to this week and explain what you changed.</w:t>
-      </w:r>
-    </w:p>
-    <w:p>
-      <w:r>
-        <w:t>Review Learning from Examples (ai-1/13). Goal: Fit a threshold by tracing predictions and counting disagreements for every candidate. Short practice: Which new measured length would reveal disagreement between the candidates?. Return to this week and explain what you changed.</w:t>
+      <w:pPr>
+        <w:spacing w:line="336" w:lineRule="auto" w:after="180"/>
+      </w:pPr>
+      <w:r>
+        <w:rPr>
+          <w:b w:val="0"/>
+        </w:rPr>
+        <w:t xml:space="preserve">Review Confidence Is Not Correctness (ai-1/18). Goal: Distinguish a confidence claim from </w:t>
+      </w:r>
+      <w:r>
+        <w:rPr>
+          <w:b/>
+        </w:rPr>
+        <w:t>evidence</w:t>
+      </w:r>
+      <w:r>
+        <w:rPr>
+          <w:b w:val="0"/>
+        </w:rPr>
+        <w:t xml:space="preserve"> that a </w:t>
+      </w:r>
+      <w:r>
+        <w:rPr>
+          <w:b/>
+        </w:rPr>
+        <w:t>prediction</w:t>
+      </w:r>
+      <w:r>
+        <w:rPr>
+          <w:b w:val="0"/>
+        </w:rPr>
+        <w:t xml:space="preserve"> was correct. Short practice: Was the unknown label guaranteed correct because its confidence was </w:t>
+      </w:r>
+      <w:r>
+        <w:rPr>
+          <w:b/>
+        </w:rPr>
+        <w:t>80%</w:t>
+      </w:r>
+      <w:r>
+        <w:rPr>
+          <w:b w:val="0"/>
+        </w:rPr>
+        <w:t>?.</w:t>
+      </w:r>
+    </w:p>
+    <w:p>
+      <w:pPr>
+        <w:spacing w:line="336" w:lineRule="auto" w:after="180"/>
+      </w:pPr>
+      <w:r>
+        <w:rPr>
+          <w:b w:val="0"/>
+        </w:rPr>
+        <w:t>Return to this week and explain what you changed.</w:t>
+      </w:r>
+    </w:p>
+    <w:p>
+      <w:pPr>
+        <w:spacing w:line="336" w:lineRule="auto" w:after="180"/>
+      </w:pPr>
+      <w:r>
+        <w:rPr>
+          <w:b w:val="0"/>
+        </w:rPr>
+        <w:t xml:space="preserve">Review Boundaries and 'Not Sure' (ai-1/16). Goal: Identify a specific source of uncertainty and explain how it affects a </w:t>
+      </w:r>
+      <w:r>
+        <w:rPr>
+          <w:b/>
+        </w:rPr>
+        <w:t>prediction</w:t>
+      </w:r>
+      <w:r>
+        <w:rPr>
+          <w:b w:val="0"/>
+        </w:rPr>
+        <w:t>. Short practice: Which original block needs a better width before accepting or rejecting it?</w:t>
+      </w:r>
+    </w:p>
+    <w:p>
+      <w:pPr>
+        <w:spacing w:line="336" w:lineRule="auto" w:after="180"/>
+      </w:pPr>
+      <w:r>
+        <w:rPr>
+          <w:b w:val="0"/>
+        </w:rPr>
+        <w:t>What should the reviewer do?. Return to this week and explain what you changed.</w:t>
+      </w:r>
+    </w:p>
+    <w:p>
+      <w:pPr>
+        <w:spacing w:line="336" w:lineRule="auto" w:after="180"/>
+      </w:pPr>
+      <w:r>
+        <w:rPr>
+          <w:b w:val="0"/>
+        </w:rPr>
+        <w:t xml:space="preserve">Review Learning from Examples (ai-1/13). Goal: Fit a threshold by tracing </w:t>
+      </w:r>
+      <w:r>
+        <w:rPr>
+          <w:b/>
+        </w:rPr>
+        <w:t>prediction</w:t>
+      </w:r>
+      <w:r>
+        <w:rPr>
+          <w:b w:val="0"/>
+        </w:rPr>
+        <w:t xml:space="preserve">s and counting disagreements for every </w:t>
+      </w:r>
+      <w:r>
+        <w:rPr>
+          <w:b/>
+        </w:rPr>
+        <w:t>candidate</w:t>
+      </w:r>
+      <w:r>
+        <w:rPr>
+          <w:b w:val="0"/>
+        </w:rPr>
+        <w:t xml:space="preserve">. Short practice: Which new measured length would reveal disagreement between the </w:t>
+      </w:r>
+      <w:r>
+        <w:rPr>
+          <w:b/>
+        </w:rPr>
+        <w:t>candidate</w:t>
+      </w:r>
+      <w:r>
+        <w:rPr>
+          <w:b w:val="0"/>
+        </w:rPr>
+        <w:t>s?.</w:t>
+      </w:r>
+    </w:p>
+    <w:p>
+      <w:pPr>
+        <w:spacing w:line="336" w:lineRule="auto" w:after="180"/>
+      </w:pPr>
+      <w:r>
+        <w:rPr>
+          <w:b w:val="0"/>
+        </w:rPr>
+        <w:t>Return to this week and explain what you changed.</w:t>
       </w:r>
     </w:p>
     <w:p>
@@ -4051,8 +7375,742 @@
       </w:r>
     </w:p>
     <w:p>
-      <w:r>
-        <w:t>Use Download completed work in the hosted lesson to export your answers, reflections, practice feedback and code-run evidence. Open the HTML copy to read or print it. Drafts stay in this browser when storage is available; clear drafts on a shared device.</w:t>
+      <w:pPr>
+        <w:spacing w:line="336" w:lineRule="auto" w:after="180"/>
+      </w:pPr>
+      <w:r>
+        <w:rPr>
+          <w:b w:val="0"/>
+        </w:rPr>
+        <w:t xml:space="preserve">Use Download completed work in the hosted lesson to export your answers, reflections, practice feedback and code-run </w:t>
+      </w:r>
+      <w:r>
+        <w:rPr>
+          <w:b/>
+        </w:rPr>
+        <w:t>evidence</w:t>
+      </w:r>
+      <w:r>
+        <w:rPr>
+          <w:b w:val="0"/>
+        </w:rPr>
+        <w:t>. Open the HTML copy to read or print it.</w:t>
+      </w:r>
+    </w:p>
+    <w:p>
+      <w:pPr>
+        <w:spacing w:line="336" w:lineRule="auto" w:after="180"/>
+      </w:pPr>
+      <w:r>
+        <w:rPr>
+          <w:b w:val="0"/>
+        </w:rPr>
+        <w:t>Drafts stay in this browser when storage is available; clear drafts on a shared device.</w:t>
+      </w:r>
+    </w:p>
+    <w:p>
+      <w:pPr>
+        <w:pStyle w:val="Heading1"/>
+      </w:pPr>
+      <w:r>
+        <w:t>18. Visual concept journey</w:t>
+      </w:r>
+    </w:p>
+    <w:p>
+      <w:r>
+        <w:t>Explain each Similarity graphic using its labels, deciding evidence and relevant limitation.</w:t>
+      </w:r>
+    </w:p>
+    <w:p>
+      <w:pPr>
+        <w:pStyle w:val="Heading3"/>
+      </w:pPr>
+      <w:r>
+        <w:t>01. Similarity: the case</w:t>
+      </w:r>
+    </w:p>
+    <w:p>
+      <w:r>
+        <w:drawing>
+          <wp:inline xmlns:a="http://schemas.openxmlformats.org/drawingml/2006/main" xmlns:pic="http://schemas.openxmlformats.org/drawingml/2006/picture">
+            <wp:extent cx="5486400" cy="3438144"/>
+            <wp:docPr id="23" name="Picture 23" descr="A fictional craft-card matcher compares each candidate with a target. Supplied facts: Target: red, round, smooth. A: red,square,smooth. B: blue,round,smooth. C: red,round,rough. Initially each exact feature match scores 1; return all highest scorers. For the second comparison only, colour and shape matches score 1 each and a texture match scores 3."/>
+            <wp:cNvGraphicFramePr>
+              <a:graphicFrameLocks noChangeAspect="1"/>
+            </wp:cNvGraphicFramePr>
+            <a:graphic>
+              <a:graphicData uri="http://schemas.openxmlformats.org/drawingml/2006/picture">
+                <pic:pic>
+                  <pic:nvPicPr>
+                    <pic:cNvPr id="0" name="academy-story-ai-1-19-01.png"/>
+                    <pic:cNvPicPr/>
+                  </pic:nvPicPr>
+                  <pic:blipFill>
+                    <a:blip r:embed="rId31"/>
+                    <a:stretch>
+                      <a:fillRect/>
+                    </a:stretch>
+                  </pic:blipFill>
+                  <pic:spPr>
+                    <a:xfrm>
+                      <a:off x="0" y="0"/>
+                      <a:ext cx="5486400" cy="3438144"/>
+                    </a:xfrm>
+                    <a:prstGeom prst="rect"/>
+                  </pic:spPr>
+                </pic:pic>
+              </a:graphicData>
+            </a:graphic>
+          </wp:inline>
+        </w:drawing>
+      </w:r>
+    </w:p>
+    <w:p>
+      <w:pPr>
+        <w:spacing w:line="336" w:lineRule="auto" w:after="180"/>
+      </w:pPr>
+      <w:r>
+        <w:rPr>
+          <w:b w:val="0"/>
+        </w:rPr>
+        <w:t xml:space="preserve">A fictional craft-card matcher compares each </w:t>
+      </w:r>
+      <w:r>
+        <w:rPr>
+          <w:b/>
+        </w:rPr>
+        <w:t>candidate</w:t>
+      </w:r>
+      <w:r>
+        <w:rPr>
+          <w:b w:val="0"/>
+        </w:rPr>
+        <w:t xml:space="preserve"> with a target. Supplied facts: Target: red, round, smooth. A: red,square,smooth. B: blue,round,smooth. C: red,round,rough.</w:t>
+      </w:r>
+    </w:p>
+    <w:p>
+      <w:pPr>
+        <w:spacing w:line="336" w:lineRule="auto" w:after="180"/>
+      </w:pPr>
+      <w:r>
+        <w:rPr>
+          <w:b w:val="0"/>
+        </w:rPr>
+        <w:t xml:space="preserve">Initially each exact </w:t>
+      </w:r>
+      <w:r>
+        <w:rPr>
+          <w:b/>
+        </w:rPr>
+        <w:t>feature match</w:t>
+      </w:r>
+      <w:r>
+        <w:rPr>
+          <w:b w:val="0"/>
+        </w:rPr>
+        <w:t xml:space="preserve"> scores 1; return all highest scorers. For the second comparison only, colour and shape matches score 1 each and a texture match scores 3.</w:t>
+      </w:r>
+    </w:p>
+    <w:p>
+      <w:pPr>
+        <w:spacing w:line="336" w:lineRule="auto" w:after="180"/>
+        <w:shd w:fill="F5F1FB"/>
+      </w:pPr>
+      <w:r>
+        <w:rPr>
+          <w:b w:val="0"/>
+        </w:rPr>
+        <w:t>Point to the given fact that matters most. Explain why it matters.</w:t>
+      </w:r>
+    </w:p>
+    <w:p>
+      <w:pPr>
+        <w:pStyle w:val="Heading3"/>
+      </w:pPr>
+      <w:r>
+        <w:t>02. Follow the deciding steps</w:t>
+      </w:r>
+    </w:p>
+    <w:p>
+      <w:r>
+        <w:drawing>
+          <wp:inline xmlns:a="http://schemas.openxmlformats.org/drawingml/2006/main" xmlns:pic="http://schemas.openxmlformats.org/drawingml/2006/picture">
+            <wp:extent cx="5486400" cy="4005072"/>
+            <wp:docPr id="24" name="Picture 24" descr="Target features: Compare colour, shape and texture separately. → Equal weights: A matches colour+texture=2; B shape+texture=2; C colour+shape=2. → Initial result: All three tie at 2. → Texture weight 3: New scores A=4, B=4, C=2; A and B remain tied."/>
+            <wp:cNvGraphicFramePr>
+              <a:graphicFrameLocks noChangeAspect="1"/>
+            </wp:cNvGraphicFramePr>
+            <a:graphic>
+              <a:graphicData uri="http://schemas.openxmlformats.org/drawingml/2006/picture">
+                <pic:pic>
+                  <pic:nvPicPr>
+                    <pic:cNvPr id="0" name="academy-story-ai-1-19-02.png"/>
+                    <pic:cNvPicPr/>
+                  </pic:nvPicPr>
+                  <pic:blipFill>
+                    <a:blip r:embed="rId32"/>
+                    <a:stretch>
+                      <a:fillRect/>
+                    </a:stretch>
+                  </pic:blipFill>
+                  <pic:spPr>
+                    <a:xfrm>
+                      <a:off x="0" y="0"/>
+                      <a:ext cx="5486400" cy="4005072"/>
+                    </a:xfrm>
+                    <a:prstGeom prst="rect"/>
+                  </pic:spPr>
+                </pic:pic>
+              </a:graphicData>
+            </a:graphic>
+          </wp:inline>
+        </w:drawing>
+      </w:r>
+    </w:p>
+    <w:p>
+      <w:pPr>
+        <w:spacing w:line="336" w:lineRule="auto" w:after="180"/>
+      </w:pPr>
+      <w:r>
+        <w:rPr>
+          <w:b w:val="0"/>
+        </w:rPr>
+        <w:t xml:space="preserve">Target features: Compare colour, shape and texture separately. → Equal </w:t>
+      </w:r>
+      <w:r>
+        <w:rPr>
+          <w:b/>
+        </w:rPr>
+        <w:t>weight</w:t>
+      </w:r>
+      <w:r>
+        <w:rPr>
+          <w:b w:val="0"/>
+        </w:rPr>
+        <w:t xml:space="preserve">s: A matches colour+texture=2; B shape+texture=2; C colour+shape=2. → Initial result: All three tie at 2. → Texture </w:t>
+      </w:r>
+      <w:r>
+        <w:rPr>
+          <w:b/>
+        </w:rPr>
+        <w:t>weight</w:t>
+      </w:r>
+      <w:r>
+        <w:rPr>
+          <w:b w:val="0"/>
+        </w:rPr>
+        <w:t xml:space="preserve"> 3: New scores A=4, B=4, C=2; A and B remain tied.</w:t>
+      </w:r>
+    </w:p>
+    <w:p>
+      <w:pPr>
+        <w:spacing w:line="336" w:lineRule="auto" w:after="180"/>
+        <w:shd w:fill="F5F1FB"/>
+      </w:pPr>
+      <w:r>
+        <w:rPr>
+          <w:b w:val="0"/>
+        </w:rPr>
+        <w:t xml:space="preserve">Point to each numbered stage and explain which recorded </w:t>
+      </w:r>
+      <w:r>
+        <w:rPr>
+          <w:b/>
+        </w:rPr>
+        <w:t>input</w:t>
+      </w:r>
+      <w:r>
+        <w:rPr>
+          <w:b w:val="0"/>
+        </w:rPr>
+        <w:t xml:space="preserve"> it uses.</w:t>
+      </w:r>
+    </w:p>
+    <w:p>
+      <w:pPr>
+        <w:pStyle w:val="Heading3"/>
+      </w:pPr>
+      <w:r>
+        <w:t>03. Declared weights change similarity</w:t>
+      </w:r>
+    </w:p>
+    <w:p>
+      <w:r>
+        <w:drawing>
+          <wp:inline xmlns:a="http://schemas.openxmlformats.org/drawingml/2006/main" xmlns:pic="http://schemas.openxmlformats.org/drawingml/2006/picture">
+            <wp:extent cx="5486400" cy="3617976"/>
+            <wp:docPr id="25" name="Picture 25" descr="Declared weights change similarity. A: All weights 1 = 2, Texture weight 3 = 4. B: All weights 1 = 2, Texture weight 3 = 4. C: All weights 1 = 2, Texture weight 3 = 2."/>
+            <wp:cNvGraphicFramePr>
+              <a:graphicFrameLocks noChangeAspect="1"/>
+            </wp:cNvGraphicFramePr>
+            <a:graphic>
+              <a:graphicData uri="http://schemas.openxmlformats.org/drawingml/2006/picture">
+                <pic:pic>
+                  <pic:nvPicPr>
+                    <pic:cNvPr id="0" name="academy-story-ai-1-19-03.png"/>
+                    <pic:cNvPicPr/>
+                  </pic:nvPicPr>
+                  <pic:blipFill>
+                    <a:blip r:embed="rId33"/>
+                    <a:stretch>
+                      <a:fillRect/>
+                    </a:stretch>
+                  </pic:blipFill>
+                  <pic:spPr>
+                    <a:xfrm>
+                      <a:off x="0" y="0"/>
+                      <a:ext cx="5486400" cy="3617976"/>
+                    </a:xfrm>
+                    <a:prstGeom prst="rect"/>
+                  </pic:spPr>
+                </pic:pic>
+              </a:graphicData>
+            </a:graphic>
+          </wp:inline>
+        </w:drawing>
+      </w:r>
+    </w:p>
+    <w:p>
+      <w:pPr>
+        <w:spacing w:line="336" w:lineRule="auto" w:after="180"/>
+      </w:pPr>
+      <w:r>
+        <w:rPr>
+          <w:b w:val="0"/>
+        </w:rPr>
+        <w:t xml:space="preserve">Declared </w:t>
+      </w:r>
+      <w:r>
+        <w:rPr>
+          <w:b/>
+        </w:rPr>
+        <w:t>weight</w:t>
+      </w:r>
+      <w:r>
+        <w:rPr>
+          <w:b w:val="0"/>
+        </w:rPr>
+        <w:t xml:space="preserve">s change </w:t>
+      </w:r>
+      <w:r>
+        <w:rPr>
+          <w:b/>
+        </w:rPr>
+        <w:t>similarity</w:t>
+      </w:r>
+      <w:r>
+        <w:rPr>
+          <w:b w:val="0"/>
+        </w:rPr>
+        <w:t xml:space="preserve">. A: All </w:t>
+      </w:r>
+      <w:r>
+        <w:rPr>
+          <w:b/>
+        </w:rPr>
+        <w:t>weight</w:t>
+      </w:r>
+      <w:r>
+        <w:rPr>
+          <w:b w:val="0"/>
+        </w:rPr>
+        <w:t xml:space="preserve">s 1 = 2, Texture </w:t>
+      </w:r>
+      <w:r>
+        <w:rPr>
+          <w:b/>
+        </w:rPr>
+        <w:t>weight</w:t>
+      </w:r>
+      <w:r>
+        <w:rPr>
+          <w:b w:val="0"/>
+        </w:rPr>
+        <w:t xml:space="preserve"> 3 = 4. B: All </w:t>
+      </w:r>
+      <w:r>
+        <w:rPr>
+          <w:b/>
+        </w:rPr>
+        <w:t>weight</w:t>
+      </w:r>
+      <w:r>
+        <w:rPr>
+          <w:b w:val="0"/>
+        </w:rPr>
+        <w:t xml:space="preserve">s 1 = 2, Texture </w:t>
+      </w:r>
+      <w:r>
+        <w:rPr>
+          <w:b/>
+        </w:rPr>
+        <w:t>weight</w:t>
+      </w:r>
+      <w:r>
+        <w:rPr>
+          <w:b w:val="0"/>
+        </w:rPr>
+        <w:t xml:space="preserve"> 3 = 4. C: All </w:t>
+      </w:r>
+      <w:r>
+        <w:rPr>
+          <w:b/>
+        </w:rPr>
+        <w:t>weight</w:t>
+      </w:r>
+      <w:r>
+        <w:rPr>
+          <w:b w:val="0"/>
+        </w:rPr>
+        <w:t xml:space="preserve">s 1 = 2, Texture </w:t>
+      </w:r>
+      <w:r>
+        <w:rPr>
+          <w:b/>
+        </w:rPr>
+        <w:t>weight</w:t>
+      </w:r>
+      <w:r>
+        <w:rPr>
+          <w:b w:val="0"/>
+        </w:rPr>
+        <w:t xml:space="preserve"> 3 = 2.</w:t>
+      </w:r>
+    </w:p>
+    <w:p>
+      <w:pPr>
+        <w:spacing w:line="336" w:lineRule="auto" w:after="180"/>
+        <w:shd w:fill="F5F1FB"/>
+      </w:pPr>
+      <w:r>
+        <w:rPr>
+          <w:b w:val="0"/>
+        </w:rPr>
+        <w:t>Read the labels and values. Explain the relationship the model shows.</w:t>
+      </w:r>
+    </w:p>
+    <w:p>
+      <w:pPr>
+        <w:pStyle w:val="Heading3"/>
+      </w:pPr>
+      <w:r>
+        <w:t>04. Change one thing. Trace what follows.</w:t>
+      </w:r>
+    </w:p>
+    <w:p>
+      <w:r>
+        <w:drawing>
+          <wp:inline xmlns:a="http://schemas.openxmlformats.org/drawingml/2006/main" xmlns:pic="http://schemas.openxmlformats.org/drawingml/2006/picture">
+            <wp:extent cx="5486400" cy="3026664"/>
+            <wp:docPr id="26" name="Picture 26" descr="Original case: New scores A=4, B=4, C=2; A and B remain tied. Changed condition: Keep original weights but change the target texture to rough. Expected result: C scores 3; A and B each score 1. Reason: C now matches all three target features; the others lose their smooth-texture match."/>
+            <wp:cNvGraphicFramePr>
+              <a:graphicFrameLocks noChangeAspect="1"/>
+            </wp:cNvGraphicFramePr>
+            <a:graphic>
+              <a:graphicData uri="http://schemas.openxmlformats.org/drawingml/2006/picture">
+                <pic:pic>
+                  <pic:nvPicPr>
+                    <pic:cNvPr id="0" name="academy-story-ai-1-19-04.png"/>
+                    <pic:cNvPicPr/>
+                  </pic:nvPicPr>
+                  <pic:blipFill>
+                    <a:blip r:embed="rId34"/>
+                    <a:stretch>
+                      <a:fillRect/>
+                    </a:stretch>
+                  </pic:blipFill>
+                  <pic:spPr>
+                    <a:xfrm>
+                      <a:off x="0" y="0"/>
+                      <a:ext cx="5486400" cy="3026664"/>
+                    </a:xfrm>
+                    <a:prstGeom prst="rect"/>
+                  </pic:spPr>
+                </pic:pic>
+              </a:graphicData>
+            </a:graphic>
+          </wp:inline>
+        </w:drawing>
+      </w:r>
+    </w:p>
+    <w:p>
+      <w:pPr>
+        <w:spacing w:line="336" w:lineRule="auto" w:after="180"/>
+      </w:pPr>
+      <w:r>
+        <w:rPr>
+          <w:b w:val="0"/>
+        </w:rPr>
+        <w:t xml:space="preserve">Original case: New scores A=4, B=4, C=2; A and B remain tied. Changed condition: Keep original </w:t>
+      </w:r>
+      <w:r>
+        <w:rPr>
+          <w:b/>
+        </w:rPr>
+        <w:t>weight</w:t>
+      </w:r>
+      <w:r>
+        <w:rPr>
+          <w:b w:val="0"/>
+        </w:rPr>
+        <w:t>s but change the target texture to rough. Expected result: C scores 3; A and B each score 1.</w:t>
+      </w:r>
+    </w:p>
+    <w:p>
+      <w:pPr>
+        <w:spacing w:line="336" w:lineRule="auto" w:after="180"/>
+      </w:pPr>
+      <w:r>
+        <w:rPr>
+          <w:b w:val="0"/>
+        </w:rPr>
+        <w:t>Reason: C now matches all three target features; the others lose their smooth-texture match.</w:t>
+      </w:r>
+    </w:p>
+    <w:p>
+      <w:pPr>
+        <w:spacing w:line="336" w:lineRule="auto" w:after="180"/>
+        <w:shd w:fill="F5F1FB"/>
+      </w:pPr>
+      <w:r>
+        <w:rPr>
+          <w:b w:val="0"/>
+        </w:rPr>
+        <w:t>Predict before checking the worked changed-case result. Name what changed and what the supplied facts allow you to conclude.</w:t>
+      </w:r>
+    </w:p>
+    <w:p>
+      <w:pPr>
+        <w:pStyle w:val="Heading3"/>
+      </w:pPr>
+      <w:r>
+        <w:t>05. Connect the explanation to its limit</w:t>
+      </w:r>
+    </w:p>
+    <w:p>
+      <w:r>
+        <w:drawing>
+          <wp:inline xmlns:a="http://schemas.openxmlformats.org/drawingml/2006/main" xmlns:pic="http://schemas.openxmlformats.org/drawingml/2006/picture">
+            <wp:extent cx="5486400" cy="2834640"/>
+            <wp:docPr id="27" name="Picture 27" descr="Similarity is defined by the chosen representation and weights. The cards did not change when texture gained weight; the comparison rule did. Two high scores need not mean two identical cards. A complete rule also says what to do with tied scores, rather than choosing whichever appears first by accident. Limit: A high feature-match score does not establish usefulness or suitability beyond the features represented."/>
+            <wp:cNvGraphicFramePr>
+              <a:graphicFrameLocks noChangeAspect="1"/>
+            </wp:cNvGraphicFramePr>
+            <a:graphic>
+              <a:graphicData uri="http://schemas.openxmlformats.org/drawingml/2006/picture">
+                <pic:pic>
+                  <pic:nvPicPr>
+                    <pic:cNvPr id="0" name="academy-story-ai-1-19-05.png"/>
+                    <pic:cNvPicPr/>
+                  </pic:nvPicPr>
+                  <pic:blipFill>
+                    <a:blip r:embed="rId35"/>
+                    <a:stretch>
+                      <a:fillRect/>
+                    </a:stretch>
+                  </pic:blipFill>
+                  <pic:spPr>
+                    <a:xfrm>
+                      <a:off x="0" y="0"/>
+                      <a:ext cx="5486400" cy="2834640"/>
+                    </a:xfrm>
+                    <a:prstGeom prst="rect"/>
+                  </pic:spPr>
+                </pic:pic>
+              </a:graphicData>
+            </a:graphic>
+          </wp:inline>
+        </w:drawing>
+      </w:r>
+    </w:p>
+    <w:p>
+      <w:pPr>
+        <w:spacing w:line="336" w:lineRule="auto" w:after="180"/>
+      </w:pPr>
+      <w:r>
+        <w:rPr>
+          <w:b/>
+        </w:rPr>
+        <w:t>Similarity</w:t>
+      </w:r>
+      <w:r>
+        <w:rPr>
+          <w:b w:val="0"/>
+        </w:rPr>
+        <w:t xml:space="preserve"> is defined by the chosen representation and </w:t>
+      </w:r>
+      <w:r>
+        <w:rPr>
+          <w:b/>
+        </w:rPr>
+        <w:t>weight</w:t>
+      </w:r>
+      <w:r>
+        <w:rPr>
+          <w:b w:val="0"/>
+        </w:rPr>
+        <w:t xml:space="preserve">s. The cards did not change when texture gained </w:t>
+      </w:r>
+      <w:r>
+        <w:rPr>
+          <w:b/>
+        </w:rPr>
+        <w:t>weight</w:t>
+      </w:r>
+      <w:r>
+        <w:rPr>
+          <w:b w:val="0"/>
+        </w:rPr>
+        <w:t>; the comparison rule did. Two high scores need not mean two identical cards.</w:t>
+      </w:r>
+    </w:p>
+    <w:p>
+      <w:pPr>
+        <w:spacing w:line="336" w:lineRule="auto" w:after="180"/>
+      </w:pPr>
+      <w:r>
+        <w:rPr>
+          <w:b w:val="0"/>
+        </w:rPr>
+        <w:t>A complete rule also says what to do with tied scores, rather than choosing whichever appears first by accident. Limit: A high feature-match score does not establish usefulness or suitability beyond the features represented.</w:t>
+      </w:r>
+    </w:p>
+    <w:p>
+      <w:pPr>
+        <w:spacing w:line="336" w:lineRule="auto" w:after="180"/>
+        <w:shd w:fill="F5F1FB"/>
+      </w:pPr>
+      <w:r>
+        <w:rPr>
+          <w:b w:val="0"/>
+        </w:rPr>
+        <w:t>Explain the case, then point to a limit on the claim.</w:t>
+      </w:r>
+    </w:p>
+    <w:p>
+      <w:pPr>
+        <w:pStyle w:val="Heading3"/>
+      </w:pPr>
+      <w:r>
+        <w:t>06. Make the idea visible in your project</w:t>
+      </w:r>
+    </w:p>
+    <w:p>
+      <w:r>
+        <w:drawing>
+          <wp:inline xmlns:a="http://schemas.openxmlformats.org/drawingml/2006/main" xmlns:pic="http://schemas.openxmlformats.org/drawingml/2006/picture">
+            <wp:extent cx="5486400" cy="3380232"/>
+            <wp:docPr id="28" name="Picture 28" descr="Declare sorter similarity features, weights and tie behavior before using scores to explain recommendations. Draw your input, deciding step, result and limit. Supported question: Point to the matches supporting C’s new score and explain why there is no tie."/>
+            <wp:cNvGraphicFramePr>
+              <a:graphicFrameLocks noChangeAspect="1"/>
+            </wp:cNvGraphicFramePr>
+            <a:graphic>
+              <a:graphicData uri="http://schemas.openxmlformats.org/drawingml/2006/picture">
+                <pic:pic>
+                  <pic:nvPicPr>
+                    <pic:cNvPr id="0" name="academy-story-ai-1-19-06.png"/>
+                    <pic:cNvPicPr/>
+                  </pic:nvPicPr>
+                  <pic:blipFill>
+                    <a:blip r:embed="rId36"/>
+                    <a:stretch>
+                      <a:fillRect/>
+                    </a:stretch>
+                  </pic:blipFill>
+                  <pic:spPr>
+                    <a:xfrm>
+                      <a:off x="0" y="0"/>
+                      <a:ext cx="5486400" cy="3380232"/>
+                    </a:xfrm>
+                    <a:prstGeom prst="rect"/>
+                  </pic:spPr>
+                </pic:pic>
+              </a:graphicData>
+            </a:graphic>
+          </wp:inline>
+        </w:drawing>
+      </w:r>
+    </w:p>
+    <w:p>
+      <w:pPr>
+        <w:spacing w:line="336" w:lineRule="auto" w:after="180"/>
+      </w:pPr>
+      <w:r>
+        <w:rPr>
+          <w:b w:val="0"/>
+        </w:rPr>
+        <w:t xml:space="preserve">Declare sorter </w:t>
+      </w:r>
+      <w:r>
+        <w:rPr>
+          <w:b/>
+        </w:rPr>
+        <w:t>similarity</w:t>
+      </w:r>
+      <w:r>
+        <w:rPr>
+          <w:b w:val="0"/>
+        </w:rPr>
+        <w:t xml:space="preserve"> features, </w:t>
+      </w:r>
+      <w:r>
+        <w:rPr>
+          <w:b/>
+        </w:rPr>
+        <w:t>weight</w:t>
+      </w:r>
+      <w:r>
+        <w:rPr>
+          <w:b w:val="0"/>
+        </w:rPr>
+        <w:t xml:space="preserve">s and tie behavior before using scores to explain recommendations. Draw your </w:t>
+      </w:r>
+      <w:r>
+        <w:rPr>
+          <w:b/>
+        </w:rPr>
+        <w:t>input</w:t>
+      </w:r>
+      <w:r>
+        <w:rPr>
+          <w:b w:val="0"/>
+        </w:rPr>
+        <w:t>, deciding step, result and limit.</w:t>
+      </w:r>
+    </w:p>
+    <w:p>
+      <w:pPr>
+        <w:spacing w:line="336" w:lineRule="auto" w:after="180"/>
+      </w:pPr>
+      <w:r>
+        <w:rPr>
+          <w:b w:val="0"/>
+        </w:rPr>
+        <w:t>Supported question: Point to the matches supporting C’s new score and explain why there is no tie.</w:t>
+      </w:r>
+    </w:p>
+    <w:p>
+      <w:pPr>
+        <w:spacing w:line="336" w:lineRule="auto" w:after="180"/>
+        <w:shd w:fill="F5F1FB"/>
+      </w:pPr>
+      <w:r>
+        <w:rPr>
+          <w:b w:val="0"/>
+        </w:rPr>
+        <w:t xml:space="preserve">Draw your project trace and justify the deciding step using </w:t>
+      </w:r>
+      <w:r>
+        <w:rPr>
+          <w:b/>
+        </w:rPr>
+        <w:t>evidence</w:t>
+      </w:r>
+      <w:r>
+        <w:rPr>
+          <w:b w:val="0"/>
+        </w:rPr>
+        <w:t>.</w:t>
       </w:r>
     </w:p>
     <w:sectPr>
